--- a/static/downloads/de/docx/layer-5/operations-manual.docx
+++ b/static/downloads/de/docx/layer-5/operations-manual.docx
@@ -59,13 +59,13 @@
         <w:t xml:space="preserve">RCOS – Regenerative Community Operating System</w:t>
       </w:r>
     </w:p>
-    <w:bookmarkStart w:id="28" w:name="operations-manual"/>
+    <w:bookmarkStart w:id="30" w:name="betriebshandbuch"/>
     <w:p>
       <w:pPr>
         <w:pStyle w:val="Heading1"/>
       </w:pPr>
       <w:r>
-        <w:t xml:space="preserve">Operations Manual</w:t>
+        <w:t xml:space="preserve">Betriebshandbuch</w:t>
       </w:r>
     </w:p>
     <w:p>
@@ -145,18 +145,6 @@
       </w:hyperlink>
     </w:p>
     <w:p>
-      <w:pPr>
-        <w:pStyle w:val="BlockText"/>
-      </w:pPr>
-      <w:r>
-        <w:rPr>
-          <w:i/>
-          <w:iCs/>
-        </w:rPr>
-        <w:t xml:space="preserve">Dieser Inhalt ist noch nicht ins Deutsche übersetzt – die englische Quelle wird angezeigt.</w:t>
-      </w:r>
-    </w:p>
-    <w:p>
       <w:r>
         <w:pict>
           <v:rect style="width:0;height:1.5pt" o:hralign="center" o:hrstd="t" o:hr="t"/>
@@ -176,13 +164,13 @@
           <w:b/>
           <w:bCs/>
         </w:rPr>
-        <w:t xml:space="preserve">Layer:</w:t>
-      </w:r>
-      <w:r>
-        <w:t xml:space="preserve"> </w:t>
-      </w:r>
-      <w:r>
-        <w:t xml:space="preserve">5 — Operations &amp; Coordination</w:t>
+        <w:t xml:space="preserve">Ebene:</w:t>
+      </w:r>
+      <w:r>
+        <w:t xml:space="preserve"> </w:t>
+      </w:r>
+      <w:r>
+        <w:t xml:space="preserve">5 — Betrieb &amp; Koordination</w:t>
       </w:r>
     </w:p>
     <w:p>
@@ -204,7 +192,7 @@
         <w:t xml:space="preserve"> </w:t>
       </w:r>
       <w:r>
-        <w:t xml:space="preserve">Template — adapt for your community</w:t>
+        <w:t xml:space="preserve">Vorlage — für eure Gemeinschaft anpassen</w:t>
       </w:r>
     </w:p>
     <w:p>
@@ -220,7 +208,7 @@
           <w:b/>
           <w:bCs/>
         </w:rPr>
-        <w:t xml:space="preserve">RCOS reference:</w:t>
+        <w:t xml:space="preserve">RCOS-Referenz:</w:t>
       </w:r>
       <w:r>
         <w:t xml:space="preserve"> </w:t>
@@ -297,13 +285,13 @@
         </w:pict>
       </w:r>
     </w:p>
-    <w:bookmarkStart w:id="20" w:name="core-operational-processes"/>
+    <w:bookmarkStart w:id="22" w:name="zentrale-betriebsprozesse"/>
     <w:p>
       <w:pPr>
         <w:pStyle w:val="Heading2"/>
       </w:pPr>
       <w:r>
-        <w:t xml:space="preserve">Core Operational Processes</w:t>
+        <w:t xml:space="preserve">Zentrale Betriebsprozesse</w:t>
       </w:r>
     </w:p>
     <w:p>
@@ -315,7 +303,7 @@
           <w:i/>
           <w:iCs/>
         </w:rPr>
-        <w:t xml:space="preserve">RCOS clauses:</w:t>
+        <w:t xml:space="preserve">RCOS-Klauseln:</w:t>
       </w:r>
       <w:r>
         <w:rPr>
@@ -392,7 +380,7 @@
           <w:b/>
           <w:bCs/>
         </w:rPr>
-        <w:t xml:space="preserve">Begründung — Why document critical processes</w:t>
+        <w:t xml:space="preserve">Begründung — Warum kritische Prozesse dokumentieren</w:t>
       </w:r>
     </w:p>
     <w:p>
@@ -400,7 +388,7 @@
         <w:pStyle w:val="BlockText"/>
       </w:pPr>
       <w:r>
-        <w:t xml:space="preserve">If a process only lives in one person’s head, the community depends on that person showing up — forever. Writing the critical processes down, with named owners, is what converts private knowledge into a community asset that survives handovers, absences, and exits.</w:t>
+        <w:t xml:space="preserve">Wenn ein Prozess nur im Kopf einer einzigen Person existiert, hängt die Gemeinschaft davon ab, dass diese Person immer verfügbar ist — für immer. Kritische Prozesse schriftlich festzuhalten, mit benannten Verantwortlichen, verwandelt privates Wissen in ein Gemeinschaftsgut, das Übergaben, Abwesenheiten und Austritte übersteht.</w:t>
       </w:r>
     </w:p>
     <w:p>
@@ -412,7 +400,7 @@
           <w:b/>
           <w:bCs/>
         </w:rPr>
-        <w:t xml:space="preserve">Anleitung — How to fill this in</w:t>
+        <w:t xml:space="preserve">Anleitung — Wie ihr das ausfüllt</w:t>
       </w:r>
     </w:p>
     <w:p>
@@ -420,7 +408,7 @@
         <w:pStyle w:val="BlockText"/>
       </w:pPr>
       <w:r>
-        <w:t xml:space="preserve">For every recurring critical process (onboarding, exit, proposal publication, contribution recording, meeting cadence, treasury management, platform access review), name an owner and a brief description.</w:t>
+        <w:t xml:space="preserve">Benennt für jeden wiederkehrenden kritischen Prozess (Onboarding, Austritt, Antragsveröffentlichung, Beitragserfassung, Sitzungsrhythmus, Kassenverwaltung, Überprüfung von Plattformzugängen) eine verantwortliche Person und eine kurze Beschreibung.</w:t>
       </w:r>
     </w:p>
     <w:tbl>
@@ -445,7 +433,7 @@
               <w:pStyle w:val="Compact"/>
             </w:pPr>
             <w:r>
-              <w:t xml:space="preserve">Process</w:t>
+              <w:t xml:space="preserve">Prozess</w:t>
             </w:r>
           </w:p>
         </w:tc>
@@ -456,7 +444,7 @@
               <w:pStyle w:val="Compact"/>
             </w:pPr>
             <w:r>
-              <w:t xml:space="preserve">Who</w:t>
+              <w:t xml:space="preserve">Wer</w:t>
             </w:r>
           </w:p>
         </w:tc>
@@ -500,7 +488,7 @@
                 <w:i/>
                 <w:iCs/>
               </w:rPr>
-              <w:t xml:space="preserve">&lt;see Onboarding Protocol (Layer 1)&gt;</w:t>
+              <w:t xml:space="preserve">&lt;siehe Onboarding-Protokoll (Ebene 1)&gt;</w:t>
             </w:r>
           </w:p>
         </w:tc>
@@ -533,28 +521,12 @@
                 <w:i/>
                 <w:iCs/>
               </w:rPr>
-              <w:t xml:space="preserve">&lt;see Exit &amp; Separation Protocol (Layer 1)&gt;</w:t>
+              <w:t xml:space="preserve">&lt;siehe Austritts- &amp; Trennungsprotokoll (Ebene 1)&gt;</w:t>
             </w:r>
           </w:p>
         </w:tc>
       </w:tr>
       <w:tr>
-        <w:tc>
-          <w:tcPr/>
-          <w:p>
-            <w:pPr>
-              <w:pStyle w:val="Compact"/>
-            </w:pPr>
-          </w:p>
-        </w:tc>
-        <w:tc>
-          <w:tcPr/>
-          <w:p>
-            <w:pPr>
-              <w:pStyle w:val="Compact"/>
-            </w:pPr>
-          </w:p>
-        </w:tc>
         <w:tc>
           <w:tcPr/>
           <w:p>
@@ -566,18 +538,8 @@
                 <w:i/>
                 <w:iCs/>
               </w:rPr>
-              <w:t xml:space="preserve">&lt;see Governance Protocol (Layer 2)&gt;</w:t>
+              <w:t xml:space="preserve">&lt;Antragsveröffentlichung&gt;</w:t>
             </w:r>
-          </w:p>
-        </w:tc>
-      </w:tr>
-      <w:tr>
-        <w:tc>
-          <w:tcPr/>
-          <w:p>
-            <w:pPr>
-              <w:pStyle w:val="Compact"/>
-            </w:pPr>
           </w:p>
         </w:tc>
         <w:tc>
@@ -599,7 +561,7 @@
                 <w:i/>
                 <w:iCs/>
               </w:rPr>
-              <w:t xml:space="preserve">&lt;see Internal Economy Protocol (Layer 3)&gt;</w:t>
+              <w:t xml:space="preserve">&lt;siehe Governance-Protokoll (Ebene 2)&gt;</w:t>
             </w:r>
           </w:p>
         </w:tc>
@@ -632,28 +594,12 @@
                 <w:i/>
                 <w:iCs/>
               </w:rPr>
-              <w:t xml:space="preserve">&lt;agenda publication; notes; action tracking&gt;</w:t>
+              <w:t xml:space="preserve">&lt;siehe Binnenwirtschaftsprotokoll (Ebene 3)&gt;</w:t>
             </w:r>
           </w:p>
         </w:tc>
       </w:tr>
       <w:tr>
-        <w:tc>
-          <w:tcPr/>
-          <w:p>
-            <w:pPr>
-              <w:pStyle w:val="Compact"/>
-            </w:pPr>
-          </w:p>
-        </w:tc>
-        <w:tc>
-          <w:tcPr/>
-          <w:p>
-            <w:pPr>
-              <w:pStyle w:val="Compact"/>
-            </w:pPr>
-          </w:p>
-        </w:tc>
         <w:tc>
           <w:tcPr/>
           <w:p>
@@ -665,18 +611,8 @@
                 <w:i/>
                 <w:iCs/>
               </w:rPr>
-              <w:t xml:space="preserve">&lt;see Treasury Ruleset (Layer 3)&gt;</w:t>
+              <w:t xml:space="preserve">&lt;Regelmäßige Sitzung&gt;</w:t>
             </w:r>
-          </w:p>
-        </w:tc>
-      </w:tr>
-      <w:tr>
-        <w:tc>
-          <w:tcPr/>
-          <w:p>
-            <w:pPr>
-              <w:pStyle w:val="Compact"/>
-            </w:pPr>
           </w:p>
         </w:tc>
         <w:tc>
@@ -698,20 +634,113 @@
                 <w:i/>
                 <w:iCs/>
               </w:rPr>
-              <w:t xml:space="preserve">&lt;review cadence; access revocation for exited members&gt;</w:t>
+              <w:t xml:space="preserve">&lt;Agenda-Veröffentlichung; Protokoll; Aufgabennachverfolgung&gt;</w:t>
+            </w:r>
+          </w:p>
+        </w:tc>
+      </w:tr>
+      <w:tr>
+        <w:tc>
+          <w:tcPr/>
+          <w:p>
+            <w:pPr>
+              <w:pStyle w:val="Compact"/>
+            </w:pPr>
+          </w:p>
+        </w:tc>
+        <w:tc>
+          <w:tcPr/>
+          <w:p>
+            <w:pPr>
+              <w:pStyle w:val="Compact"/>
+            </w:pPr>
+            <w:hyperlink r:id="rId20">
+              <w:r>
+                <w:rPr>
+                  <w:rStyle w:val="Hyperlink"/>
+                  <w:i/>
+                  <w:iCs/>
+                </w:rPr>
+                <w:t xml:space="preserve">Finanzverantwortliche:r</w:t>
+              </w:r>
+            </w:hyperlink>
+          </w:p>
+        </w:tc>
+        <w:tc>
+          <w:tcPr/>
+          <w:p>
+            <w:pPr>
+              <w:pStyle w:val="Compact"/>
+            </w:pPr>
+            <w:r>
+              <w:rPr>
+                <w:i/>
+                <w:iCs/>
+              </w:rPr>
+              <w:t xml:space="preserve">&lt;siehe Kassenordnung (Ebene 3)&gt;</w:t>
+            </w:r>
+          </w:p>
+        </w:tc>
+      </w:tr>
+      <w:tr>
+        <w:tc>
+          <w:tcPr/>
+          <w:p>
+            <w:pPr>
+              <w:pStyle w:val="Compact"/>
+            </w:pPr>
+            <w:r>
+              <w:rPr>
+                <w:i/>
+                <w:iCs/>
+              </w:rPr>
+              <w:t xml:space="preserve">&lt;Überprüfung der Plattformzugänge&gt;</w:t>
+            </w:r>
+          </w:p>
+        </w:tc>
+        <w:tc>
+          <w:tcPr/>
+          <w:p>
+            <w:pPr>
+              <w:pStyle w:val="Compact"/>
+            </w:pPr>
+            <w:hyperlink r:id="rId21">
+              <w:r>
+                <w:rPr>
+                  <w:rStyle w:val="Hyperlink"/>
+                  <w:i/>
+                  <w:iCs/>
+                </w:rPr>
+                <w:t xml:space="preserve">Infrastrukturverantwortliche:r</w:t>
+              </w:r>
+            </w:hyperlink>
+          </w:p>
+        </w:tc>
+        <w:tc>
+          <w:tcPr/>
+          <w:p>
+            <w:pPr>
+              <w:pStyle w:val="Compact"/>
+            </w:pPr>
+            <w:r>
+              <w:rPr>
+                <w:i/>
+                <w:iCs/>
+              </w:rPr>
+              <w:t xml:space="preserve">&lt;Prüfrhythmus; Zugangsentzug für ausgetretene Mitglieder&gt;</w:t>
             </w:r>
           </w:p>
         </w:tc>
       </w:tr>
     </w:tbl>
-    <w:bookmarkEnd w:id="20"/>
-    <w:bookmarkStart w:id="21" w:name="temporary-and-ad-hoc-responsibilities"/>
+    <w:bookmarkEnd w:id="22"/>
+    <w:bookmarkStart w:id="23" w:name="X5e9de7fc1546da1352fb232244b3be5487a0ca9"/>
     <w:p>
       <w:pPr>
         <w:pStyle w:val="Heading2"/>
       </w:pPr>
       <w:r>
-        <w:t xml:space="preserve">Temporary and Ad-Hoc Responsibilities</w:t>
+        <w:t xml:space="preserve">Temporäre und Ad-hoc-Verantwortlichkeiten</w:t>
       </w:r>
     </w:p>
     <w:p>
@@ -723,7 +752,7 @@
           <w:i/>
           <w:iCs/>
         </w:rPr>
-        <w:t xml:space="preserve">RCOS clauses:</w:t>
+        <w:t xml:space="preserve">RCOS-Klauseln:</w:t>
       </w:r>
       <w:r>
         <w:rPr>
@@ -800,7 +829,7 @@
           <w:b/>
           <w:bCs/>
         </w:rPr>
-        <w:t xml:space="preserve">Begründung — Why cap temporary responsibilities</w:t>
+        <w:t xml:space="preserve">Begründung — Warum temporäre Verantwortlichkeiten begrenzen</w:t>
       </w:r>
     </w:p>
     <w:p>
@@ -808,25 +837,7 @@
         <w:pStyle w:val="BlockText"/>
       </w:pPr>
       <w:r>
-        <w:t xml:space="preserve">Ad-hoc tasks quietly calcify into permanent unpaid jobs — usually on whoever said yes once. A hard time-box and a forced review make the difference between</w:t>
-      </w:r>
-      <w:r>
-        <w:t xml:space="preserve"> </w:t>
-      </w:r>
-      <w:r>
-        <w:t xml:space="preserve">“I covered for a week”</w:t>
-      </w:r>
-      <w:r>
-        <w:t xml:space="preserve"> </w:t>
-      </w:r>
-      <w:r>
-        <w:t xml:space="preserve">and</w:t>
-      </w:r>
-      <w:r>
-        <w:t xml:space="preserve"> </w:t>
-      </w:r>
-      <w:r>
-        <w:t xml:space="preserve">“apparently this is my role now.”</w:t>
+        <w:t xml:space="preserve">Ad-hoc-Aufgaben verfestigen sich still und leise zu dauerhaften, unbezahlten Jobs — meist bei der Person, die einmal Ja gesagt hat. Eine feste Zeitbegrenzung und eine erzwungene Überprüfung machen den Unterschied zwischen „Ich bin eine Woche eingesprungen“ und „Anscheinend ist das jetzt meine Aufgabe.“</w:t>
       </w:r>
     </w:p>
     <w:p>
@@ -838,7 +849,7 @@
           <w:b/>
           <w:bCs/>
         </w:rPr>
-        <w:t xml:space="preserve">Anleitung — How to fill this in</w:t>
+        <w:t xml:space="preserve">Anleitung — Wie ihr das ausfüllt</w:t>
       </w:r>
     </w:p>
     <w:p>
@@ -846,7 +857,7 @@
         <w:pStyle w:val="BlockText"/>
       </w:pPr>
       <w:r>
-        <w:t xml:space="preserve">State that any temporary responsibility must be time-bounded at assignment, documented, reviewed before expiry, and either formalised or terminated.</w:t>
+        <w:t xml:space="preserve">Haltet fest, dass jede temporäre Verantwortlichkeit bei der Zuweisung zeitlich begrenzt, dokumentiert und vor Ablauf überprüft werden muss — und dann entweder formalisiert oder beendet wird.</w:t>
       </w:r>
     </w:p>
     <w:p>
@@ -854,7 +865,7 @@
         <w:pStyle w:val="FirstParagraph"/>
       </w:pPr>
       <w:r>
-        <w:t xml:space="preserve">When a task or responsibility is assigned temporarily, it must be:</w:t>
+        <w:t xml:space="preserve">Wenn eine Aufgabe oder Verantwortlichkeit temporär zugewiesen wird, muss sie:</w:t>
       </w:r>
     </w:p>
     <w:p>
@@ -870,7 +881,7 @@
           <w:i/>
           <w:iCs/>
         </w:rPr>
-        <w:t xml:space="preserve">&lt;Explicitly time-bounded from the outset (specific end date or completion condition).&gt;</w:t>
+        <w:t xml:space="preserve">&lt;Von Anfang an ausdrücklich zeitlich begrenzt sein (konkretes Enddatum oder Abschlussbedingung).&gt;</w:t>
       </w:r>
     </w:p>
     <w:p>
@@ -881,6 +892,13 @@
           <w:numId w:val="1003"/>
         </w:numPr>
       </w:pPr>
+      <w:r>
+        <w:rPr>
+          <w:i/>
+          <w:iCs/>
+        </w:rPr>
+        <w:t xml:space="preserve">&lt;Zum Zeitpunkt der Zuweisung als temporär dokumentiert werden.&gt;</w:t>
+      </w:r>
     </w:p>
     <w:p>
       <w:pPr>
@@ -895,7 +913,7 @@
           <w:i/>
           <w:iCs/>
         </w:rPr>
-        <w:t xml:space="preserve">&lt;Reviewed before the end date; converted to a formal role or terminated.&gt;</w:t>
+        <w:t xml:space="preserve">&lt;Vor dem Enddatum überprüft und entweder in eine formale Rolle überführt oder beendet werden.&gt;</w:t>
       </w:r>
     </w:p>
     <w:p>
@@ -907,13 +925,13 @@
           <w:i/>
           <w:iCs/>
         </w:rPr>
-        <w:t xml:space="preserve">&lt;Maximum duration of any temporary responsibility before it must be formally assigned or terminated — e.g. 90 days.&gt;</w:t>
-      </w:r>
-      <w:r>
-        <w:t xml:space="preserve"> </w:t>
-      </w:r>
-      <w:r>
-        <w:t xml:space="preserve">If a temporary responsibility has no owner after its end date, it lapses; it does not transfer implicitly.</w:t>
+        <w:t xml:space="preserve">&lt;Maximale Dauer einer temporären Verantwortlichkeit, bevor sie formal zugewiesen oder beendet werden muss — z. B. 90 Tage.&gt;</w:t>
+      </w:r>
+      <w:r>
+        <w:t xml:space="preserve"> </w:t>
+      </w:r>
+      <w:r>
+        <w:t xml:space="preserve">Wenn eine temporäre Verantwortlichkeit nach ihrem Enddatum keine verantwortliche Person hat, erlischt sie; sie geht nicht stillschweigend auf jemand anderen über.</w:t>
       </w:r>
     </w:p>
     <w:p>
@@ -923,14 +941,14 @@
         </w:pict>
       </w:r>
     </w:p>
-    <w:bookmarkEnd w:id="21"/>
-    <w:bookmarkStart w:id="22" w:name="role-and-domain-interfaces"/>
+    <w:bookmarkEnd w:id="23"/>
+    <w:bookmarkStart w:id="24" w:name="rollen--und-zuständigkeitsschnittstellen"/>
     <w:p>
       <w:pPr>
         <w:pStyle w:val="Heading2"/>
       </w:pPr>
       <w:r>
-        <w:t xml:space="preserve">Role and Domain Interfaces</w:t>
+        <w:t xml:space="preserve">Rollen- und Zuständigkeitsschnittstellen</w:t>
       </w:r>
     </w:p>
     <w:p>
@@ -942,7 +960,7 @@
           <w:i/>
           <w:iCs/>
         </w:rPr>
-        <w:t xml:space="preserve">RCOS clauses:</w:t>
+        <w:t xml:space="preserve">RCOS-Klauseln:</w:t>
       </w:r>
       <w:r>
         <w:rPr>
@@ -995,7 +1013,7 @@
           <w:b/>
           <w:bCs/>
         </w:rPr>
-        <w:t xml:space="preserve">Begründung — Why map handoffs explicitly</w:t>
+        <w:t xml:space="preserve">Begründung — Warum Übergaben explizit abbilden</w:t>
       </w:r>
     </w:p>
     <w:p>
@@ -1003,19 +1021,7 @@
         <w:pStyle w:val="BlockText"/>
       </w:pPr>
       <w:r>
-        <w:t xml:space="preserve">Most operational failures happen not inside a role but between roles — at the boundaries where work moves from one owner to the next. Naming the handoffs turns invisible dependencies into reviewable ones, and prevents</w:t>
-      </w:r>
-      <w:r>
-        <w:t xml:space="preserve"> </w:t>
-      </w:r>
-      <w:r>
-        <w:t xml:space="preserve">“I thought you had it”</w:t>
-      </w:r>
-      <w:r>
-        <w:t xml:space="preserve"> </w:t>
-      </w:r>
-      <w:r>
-        <w:t xml:space="preserve">failures.</w:t>
+        <w:t xml:space="preserve">Die meisten Betriebsfehler passieren nicht innerhalb einer Rolle, sondern zwischen Rollen — an den Schnittstellen, wo Arbeit von einer verantwortlichen Person zur nächsten wandert. Die Übergaben zu benennen macht unsichtbare Abhängigkeiten überprüfbar und verhindert „Ich dachte, du hättest dich drum gekümmert“-Situationen.</w:t>
       </w:r>
     </w:p>
     <w:p>
@@ -1027,7 +1033,7 @@
           <w:b/>
           <w:bCs/>
         </w:rPr>
-        <w:t xml:space="preserve">Anleitung — How to fill this in</w:t>
+        <w:t xml:space="preserve">Anleitung — Wie ihr das ausfüllt</w:t>
       </w:r>
     </w:p>
     <w:p>
@@ -1035,7 +1041,7 @@
         <w:pStyle w:val="BlockText"/>
       </w:pPr>
       <w:r>
-        <w:t xml:space="preserve">For each pair of roles that pass work to each other, name the handoff and the type of work transferred.</w:t>
+        <w:t xml:space="preserve">Benennt für jedes Rollenpaar, das Arbeit weitergibt, die Übergabe und die Art der übertragenen Arbeit.</w:t>
       </w:r>
     </w:p>
     <w:tbl>
@@ -1060,7 +1066,7 @@
               <w:pStyle w:val="Compact"/>
             </w:pPr>
             <w:r>
-              <w:t xml:space="preserve">From</w:t>
+              <w:t xml:space="preserve">Von</w:t>
             </w:r>
           </w:p>
         </w:tc>
@@ -1071,7 +1077,7 @@
               <w:pStyle w:val="Compact"/>
             </w:pPr>
             <w:r>
-              <w:t xml:space="preserve">To</w:t>
+              <w:t xml:space="preserve">An</w:t>
             </w:r>
           </w:p>
         </w:tc>
@@ -1082,7 +1088,7 @@
               <w:pStyle w:val="Compact"/>
             </w:pPr>
             <w:r>
-              <w:t xml:space="preserve">Handoff</w:t>
+              <w:t xml:space="preserve">Übergabe</w:t>
             </w:r>
           </w:p>
         </w:tc>
@@ -1110,6 +1116,13 @@
             <w:pPr>
               <w:pStyle w:val="Compact"/>
             </w:pPr>
+            <w:r>
+              <w:rPr>
+                <w:i/>
+                <w:iCs/>
+              </w:rPr>
+              <w:t xml:space="preserve">&lt;was übergeben wird&gt;</w:t>
+            </w:r>
           </w:p>
         </w:tc>
       </w:tr>
@@ -1147,14 +1160,14 @@
         </w:tc>
       </w:tr>
     </w:tbl>
-    <w:bookmarkEnd w:id="22"/>
-    <w:bookmarkStart w:id="23" w:name="workload-boundaries"/>
+    <w:bookmarkEnd w:id="24"/>
+    <w:bookmarkStart w:id="25" w:name="belastungsgrenzen"/>
     <w:p>
       <w:pPr>
         <w:pStyle w:val="Heading2"/>
       </w:pPr>
       <w:r>
-        <w:t xml:space="preserve">Workload Boundaries</w:t>
+        <w:t xml:space="preserve">Belastungsgrenzen</w:t>
       </w:r>
     </w:p>
     <w:p>
@@ -1166,7 +1179,7 @@
           <w:i/>
           <w:iCs/>
         </w:rPr>
-        <w:t xml:space="preserve">RCOS clauses:</w:t>
+        <w:t xml:space="preserve">RCOS-Klauseln:</w:t>
       </w:r>
       <w:r>
         <w:rPr>
@@ -1267,7 +1280,7 @@
           <w:b/>
           <w:bCs/>
         </w:rPr>
-        <w:t xml:space="preserve">Begründung — Why make workload limits explicit</w:t>
+        <w:t xml:space="preserve">Begründung — Warum Belastungsgrenzen explizit machen</w:t>
       </w:r>
     </w:p>
     <w:p>
@@ -1275,7 +1288,7 @@
         <w:pStyle w:val="BlockText"/>
       </w:pPr>
       <w:r>
-        <w:t xml:space="preserve">Unbounded coordination load is the default failure mode of volunteer communities — it quietly burns out the most committed members until they leave. Explicit, reviewable limits make capacity a shared concern rather than a private burden.</w:t>
+        <w:t xml:space="preserve">Unbegrenzte Koordinationslast ist der Standard-Fehlermodus von Freiwilligengemeinschaften — sie brennt still die engagiertesten Mitglieder aus, bis sie gehen. Explizite, überprüfbare Grenzen machen Kapazität zu einer gemeinsamen Angelegenheit statt zu einer privaten Last.</w:t>
       </w:r>
     </w:p>
     <w:p>
@@ -1287,7 +1300,7 @@
           <w:b/>
           <w:bCs/>
         </w:rPr>
-        <w:t xml:space="preserve">Anleitung — How to fill this in</w:t>
+        <w:t xml:space="preserve">Anleitung — Wie ihr das ausfüllt</w:t>
       </w:r>
     </w:p>
     <w:p>
@@ -1295,7 +1308,7 @@
         <w:pStyle w:val="BlockText"/>
       </w:pPr>
       <w:r>
-        <w:t xml:space="preserve">Set bounds on meeting load, role load, response-time expectations, and the path for renegotiating responsibilities.</w:t>
+        <w:t xml:space="preserve">Legt Grenzen für Sitzungsbelastung, Rollenbelastung, Reaktionszeit-Erwartungen und den Weg zur Neuverhandlung von Verantwortlichkeiten fest.</w:t>
       </w:r>
     </w:p>
     <w:p>
@@ -1311,17 +1324,17 @@
           <w:b/>
           <w:bCs/>
         </w:rPr>
-        <w:t xml:space="preserve">Meeting load:</w:t>
-      </w:r>
-      <w:r>
-        <w:t xml:space="preserve"> </w:t>
-      </w:r>
-      <w:r>
-        <w:rPr>
-          <w:i/>
-          <w:iCs/>
-        </w:rPr>
-        <w:t xml:space="preserve">&lt;recurring meeting cadence and maximum duration; rules for extraordinary meetings.&gt;</w:t>
+        <w:t xml:space="preserve">Sitzungsbelastung:</w:t>
+      </w:r>
+      <w:r>
+        <w:t xml:space="preserve"> </w:t>
+      </w:r>
+      <w:r>
+        <w:rPr>
+          <w:i/>
+          <w:iCs/>
+        </w:rPr>
+        <w:t xml:space="preserve">&lt;Wiederkehrender Sitzungsrhythmus und maximale Dauer; Regeln für außerordentliche Sitzungen.&gt;</w:t>
       </w:r>
     </w:p>
     <w:p>
@@ -1337,17 +1350,17 @@
           <w:b/>
           <w:bCs/>
         </w:rPr>
-        <w:t xml:space="preserve">Role load:</w:t>
-      </w:r>
-      <w:r>
-        <w:t xml:space="preserve"> </w:t>
-      </w:r>
-      <w:r>
-        <w:rPr>
-          <w:i/>
-          <w:iCs/>
-        </w:rPr>
-        <w:t xml:space="preserve">&lt;cap if any; rule for flagging overload; resolution window.&gt;</w:t>
+        <w:t xml:space="preserve">Rollenbelastung:</w:t>
+      </w:r>
+      <w:r>
+        <w:t xml:space="preserve"> </w:t>
+      </w:r>
+      <w:r>
+        <w:rPr>
+          <w:i/>
+          <w:iCs/>
+        </w:rPr>
+        <w:t xml:space="preserve">&lt;Obergrenze falls vorhanden; Regel zur Überlastungsmeldung; Lösungsfrist.&gt;</w:t>
       </w:r>
     </w:p>
     <w:p>
@@ -1363,17 +1376,17 @@
           <w:b/>
           <w:bCs/>
         </w:rPr>
-        <w:t xml:space="preserve">Response time expectations:</w:t>
-      </w:r>
-      <w:r>
-        <w:t xml:space="preserve"> </w:t>
-      </w:r>
-      <w:r>
-        <w:rPr>
-          <w:i/>
-          <w:iCs/>
-        </w:rPr>
-        <w:t xml:space="preserve">&lt;non-urgent async; urgent operational; safety-critical.&gt;</w:t>
+        <w:t xml:space="preserve">Reaktionszeit-Erwartungen:</w:t>
+      </w:r>
+      <w:r>
+        <w:t xml:space="preserve"> </w:t>
+      </w:r>
+      <w:r>
+        <w:rPr>
+          <w:i/>
+          <w:iCs/>
+        </w:rPr>
+        <w:t xml:space="preserve">&lt;Nicht-dringend asynchron; dringend betrieblich; sicherheitskritisch.&gt;</w:t>
       </w:r>
     </w:p>
     <w:p>
@@ -1389,27 +1402,27 @@
           <w:b/>
           <w:bCs/>
         </w:rPr>
-        <w:t xml:space="preserve">Renegotiation and relief:</w:t>
-      </w:r>
-      <w:r>
-        <w:t xml:space="preserve"> </w:t>
-      </w:r>
-      <w:r>
-        <w:rPr>
-          <w:i/>
-          <w:iCs/>
-        </w:rPr>
-        <w:t xml:space="preserve">&lt;process for redistributing responsibilities; resolution window.&gt;</w:t>
-      </w:r>
-    </w:p>
-    <w:bookmarkEnd w:id="23"/>
-    <w:bookmarkStart w:id="24" w:name="operational-continuity"/>
+        <w:t xml:space="preserve">Neuverhandlung und Entlastung:</w:t>
+      </w:r>
+      <w:r>
+        <w:t xml:space="preserve"> </w:t>
+      </w:r>
+      <w:r>
+        <w:rPr>
+          <w:i/>
+          <w:iCs/>
+        </w:rPr>
+        <w:t xml:space="preserve">&lt;Verfahren zur Umverteilung von Verantwortlichkeiten; Lösungsfrist.&gt;</w:t>
+      </w:r>
+    </w:p>
+    <w:bookmarkEnd w:id="25"/>
+    <w:bookmarkStart w:id="26" w:name="betriebliche-kontinuität"/>
     <w:p>
       <w:pPr>
         <w:pStyle w:val="Heading2"/>
       </w:pPr>
       <w:r>
-        <w:t xml:space="preserve">Operational Continuity</w:t>
+        <w:t xml:space="preserve">Betriebliche Kontinuität</w:t>
       </w:r>
     </w:p>
     <w:p>
@@ -1421,7 +1434,7 @@
           <w:i/>
           <w:iCs/>
         </w:rPr>
-        <w:t xml:space="preserve">RCOS clauses:</w:t>
+        <w:t xml:space="preserve">RCOS-Klauseln:</w:t>
       </w:r>
       <w:r>
         <w:rPr>
@@ -1498,7 +1511,7 @@
           <w:b/>
           <w:bCs/>
         </w:rPr>
-        <w:t xml:space="preserve">Begründung — Why plan for continuity now</w:t>
+        <w:t xml:space="preserve">Begründung — Warum jetzt schon Kontinuität planen</w:t>
       </w:r>
     </w:p>
     <w:p>
@@ -1506,7 +1519,7 @@
         <w:pStyle w:val="BlockText"/>
       </w:pPr>
       <w:r>
-        <w:t xml:space="preserve">A community that depends on one irreplaceable person is one illness, one conflict, or one exit away from collapse. Naming the single points of failure — honestly — and building handover into every role is what keeps the community surviving its founders.</w:t>
+        <w:t xml:space="preserve">Eine Gemeinschaft, die von einer einzigen unersetzlichen Person abhängt, ist nur eine Krankheit, einen Konflikt oder einen Austritt vom Zusammenbruch entfernt. Die Single Points of Failure ehrlich zu benennen — und Übergaben in jede Rolle einzubauen — ist das, was die Gemeinschaft ihre Gründer:innen überleben lässt.</w:t>
       </w:r>
     </w:p>
     <w:p>
@@ -1518,7 +1531,7 @@
           <w:b/>
           <w:bCs/>
         </w:rPr>
-        <w:t xml:space="preserve">Anleitung — How to fill this in</w:t>
+        <w:t xml:space="preserve">Anleitung — Wie ihr das ausfüllt</w:t>
       </w:r>
     </w:p>
     <w:p>
@@ -1526,7 +1539,7 @@
         <w:pStyle w:val="BlockText"/>
       </w:pPr>
       <w:r>
-        <w:t xml:space="preserve">Name current single points of failure honestly. State the handover requirement for each role and the cadence of continuity review.</w:t>
+        <w:t xml:space="preserve">Benennt die aktuellen Single Points of Failure ehrlich. Haltet die Übergabe-Anforderungen pro Rolle und den Rhythmus der Kontinuitätsüberprüfung fest.</w:t>
       </w:r>
     </w:p>
     <w:p>
@@ -1542,17 +1555,17 @@
           <w:b/>
           <w:bCs/>
         </w:rPr>
-        <w:t xml:space="preserve">Current state:</w:t>
-      </w:r>
-      <w:r>
-        <w:t xml:space="preserve"> </w:t>
-      </w:r>
-      <w:r>
-        <w:rPr>
-          <w:i/>
-          <w:iCs/>
-        </w:rPr>
-        <w:t xml:space="preserve">&lt;honest list of single points of failure; recruitment plan to reduce concentration.&gt;</w:t>
+        <w:t xml:space="preserve">Aktueller Stand:</w:t>
+      </w:r>
+      <w:r>
+        <w:t xml:space="preserve"> </w:t>
+      </w:r>
+      <w:r>
+        <w:rPr>
+          <w:i/>
+          <w:iCs/>
+        </w:rPr>
+        <w:t xml:space="preserve">&lt;Ehrliche Auflistung der Single Points of Failure; Rekrutierungsplan zur Verringerung der Konzentration.&gt;</w:t>
       </w:r>
     </w:p>
     <w:p>
@@ -1568,17 +1581,17 @@
           <w:b/>
           <w:bCs/>
         </w:rPr>
-        <w:t xml:space="preserve">Handover mechanisms:</w:t>
-      </w:r>
-      <w:r>
-        <w:t xml:space="preserve"> </w:t>
-      </w:r>
-      <w:r>
-        <w:rPr>
-          <w:i/>
-          <w:iCs/>
-        </w:rPr>
-        <w:t xml:space="preserve">&lt;reference handover requirements per role in the Role Registry; handover must be completed before a role is vacated.&gt;</w:t>
+        <w:t xml:space="preserve">Übergabe-Mechanismen:</w:t>
+      </w:r>
+      <w:r>
+        <w:t xml:space="preserve"> </w:t>
+      </w:r>
+      <w:r>
+        <w:rPr>
+          <w:i/>
+          <w:iCs/>
+        </w:rPr>
+        <w:t xml:space="preserve">&lt;Verweis auf die Übergabe-Anforderungen pro Rolle im Rollenregister; Übergabe muss abgeschlossen sein, bevor eine Rolle aufgegeben wird.&gt;</w:t>
       </w:r>
     </w:p>
     <w:p>
@@ -1594,27 +1607,27 @@
           <w:b/>
           <w:bCs/>
         </w:rPr>
-        <w:t xml:space="preserve">Continuity review cadence:</w:t>
-      </w:r>
-      <w:r>
-        <w:t xml:space="preserve"> </w:t>
-      </w:r>
-      <w:r>
-        <w:rPr>
-          <w:i/>
-          <w:iCs/>
-        </w:rPr>
-        <w:t xml:space="preserve">&lt;quarterly; ad hoc on role change.&gt;</w:t>
-      </w:r>
-    </w:p>
-    <w:bookmarkEnd w:id="24"/>
-    <w:bookmarkStart w:id="25" w:name="information-flow-and-anti-gatekeeping"/>
+        <w:t xml:space="preserve">Rhythmus der Kontinuitätsüberprüfung:</w:t>
+      </w:r>
+      <w:r>
+        <w:t xml:space="preserve"> </w:t>
+      </w:r>
+      <w:r>
+        <w:rPr>
+          <w:i/>
+          <w:iCs/>
+        </w:rPr>
+        <w:t xml:space="preserve">&lt;Vierteljährlich; ad hoc bei Rollenwechsel.&gt;</w:t>
+      </w:r>
+    </w:p>
+    <w:bookmarkEnd w:id="26"/>
+    <w:bookmarkStart w:id="27" w:name="informationsfluss-und-anti-gatekeeping"/>
     <w:p>
       <w:pPr>
         <w:pStyle w:val="Heading2"/>
       </w:pPr>
       <w:r>
-        <w:t xml:space="preserve">Information Flow and Anti-Gatekeeping</w:t>
+        <w:t xml:space="preserve">Informationsfluss und Anti-Gatekeeping</w:t>
       </w:r>
     </w:p>
     <w:p>
@@ -1626,7 +1639,7 @@
           <w:i/>
           <w:iCs/>
         </w:rPr>
-        <w:t xml:space="preserve">RCOS clauses:</w:t>
+        <w:t xml:space="preserve">RCOS-Klauseln:</w:t>
       </w:r>
       <w:r>
         <w:rPr>
@@ -1703,7 +1716,7 @@
           <w:b/>
           <w:bCs/>
         </w:rPr>
-        <w:t xml:space="preserve">Begründung — Why treat information access as a governance issue</w:t>
+        <w:t xml:space="preserve">Begründung — Warum Informationszugang als Governance-Thema behandeln</w:t>
       </w:r>
     </w:p>
     <w:p>
@@ -1711,7 +1724,7 @@
         <w:pStyle w:val="BlockText"/>
       </w:pPr>
       <w:r>
-        <w:t xml:space="preserve">Whoever controls access to information controls the community, whether they mean to or not. Making access rules explicit — and disallowing sole points of access — is what prevents informal gatekeepers from accumulating the kind of power the governance system is supposed to check.</w:t>
+        <w:t xml:space="preserve">Wer den Zugang zu Informationen kontrolliert, kontrolliert die Gemeinschaft — ob beabsichtigt oder nicht. Zugriffsregeln explizit zu machen — und alleinige Zugangspunkte zu untersagen — verhindert, dass informelle Gatekeeper die Art von Macht ansammeln, die das Governance-System eigentlich kontrollieren soll.</w:t>
       </w:r>
     </w:p>
     <w:p>
@@ -1723,7 +1736,7 @@
           <w:b/>
           <w:bCs/>
         </w:rPr>
-        <w:t xml:space="preserve">Anleitung — How to fill this in</w:t>
+        <w:t xml:space="preserve">Anleitung — Wie ihr das ausfüllt</w:t>
       </w:r>
     </w:p>
     <w:p>
@@ -1731,7 +1744,7 @@
         <w:pStyle w:val="BlockText"/>
       </w:pPr>
       <w:r>
-        <w:t xml:space="preserve">State which records are open to all Full Members, the response window for information requests, and the rule against sole points of access for governance-relevant information.</w:t>
+        <w:t xml:space="preserve">Haltet fest, welche Unterlagen allen Vollmitgliedern zugänglich sind, wie lang die Antwortfrist für Informationsanfragen ist und welche Regel gegen alleinige Zugangspunkte für governance-relevante Informationen gilt.</w:t>
       </w:r>
     </w:p>
     <w:p>
@@ -1742,6 +1755,13 @@
           <w:numId w:val="1006"/>
         </w:numPr>
       </w:pPr>
+      <w:r>
+        <w:rPr>
+          <w:i/>
+          <w:iCs/>
+        </w:rPr>
+        <w:t xml:space="preserve">&lt;Governance-Entscheidungen sind für alle Vollmitglieder zugänglich.&gt;</w:t>
+      </w:r>
     </w:p>
     <w:p>
       <w:pPr>
@@ -1751,6 +1771,13 @@
           <w:numId w:val="1006"/>
         </w:numPr>
       </w:pPr>
+      <w:r>
+        <w:rPr>
+          <w:i/>
+          <w:iCs/>
+        </w:rPr>
+        <w:t xml:space="preserve">&lt;Sitzungsprotokolle werden innerhalb von X Stunden veröffentlicht.&gt;</w:t>
+      </w:r>
     </w:p>
     <w:p>
       <w:pPr>
@@ -1778,6 +1805,13 @@
           <w:numId w:val="1006"/>
         </w:numPr>
       </w:pPr>
+      <w:r>
+        <w:rPr>
+          <w:i/>
+          <w:iCs/>
+        </w:rPr>
+        <w:t xml:space="preserve">&lt;Antwortfrist für Informationsanfragen.&gt;</w:t>
+      </w:r>
     </w:p>
     <w:p>
       <w:pPr>
@@ -1792,7 +1826,7 @@
           <w:i/>
           <w:iCs/>
         </w:rPr>
-        <w:t xml:space="preserve">&lt;Withholding access to information members are entitled to is an accountability trigger under Layer 4.&gt;</w:t>
+        <w:t xml:space="preserve">&lt;Das Zurückhalten von Informationen, auf die Mitglieder Anspruch haben, ist ein Rechenschaftsauslöser gemäß Ebene 4.&gt;</w:t>
       </w:r>
     </w:p>
     <w:p>
@@ -1803,6 +1837,13 @@
           <w:numId w:val="1006"/>
         </w:numPr>
       </w:pPr>
+      <w:r>
+        <w:rPr>
+          <w:i/>
+          <w:iCs/>
+        </w:rPr>
+        <w:t xml:space="preserve">&lt;Keine Rolle und keine Einzelperson darf der alleinige Zugangspunkt für Informationen sein, die andere Rolleninhaber:innen benötigen.&gt;</w:t>
+      </w:r>
     </w:p>
     <w:p>
       <w:r>
@@ -1811,14 +1852,14 @@
         </w:pict>
       </w:r>
     </w:p>
-    <w:bookmarkEnd w:id="25"/>
-    <w:bookmarkStart w:id="26" w:name="Xbcea9955e29161af1f8c603d96e24f872fdf64a"/>
+    <w:bookmarkEnd w:id="27"/>
+    <w:bookmarkStart w:id="28" w:name="X75fd087115297c33965fc38091c7544ec17097d"/>
     <w:p>
       <w:pPr>
         <w:pStyle w:val="Heading2"/>
       </w:pPr>
       <w:r>
-        <w:t xml:space="preserve">Documentation Locations and Update Procedures</w:t>
+        <w:t xml:space="preserve">Dokumentationsstandorte und Aktualisierungsverfahren</w:t>
       </w:r>
     </w:p>
     <w:p>
@@ -1830,7 +1871,7 @@
           <w:i/>
           <w:iCs/>
         </w:rPr>
-        <w:t xml:space="preserve">RCOS clauses:</w:t>
+        <w:t xml:space="preserve">RCOS-Klauseln:</w:t>
       </w:r>
       <w:r>
         <w:rPr>
@@ -1907,7 +1948,7 @@
           <w:b/>
           <w:bCs/>
         </w:rPr>
-        <w:t xml:space="preserve">Begründung — Why name where every document lives</w:t>
+        <w:t xml:space="preserve">Begründung — Warum festhalten, wo jedes Dokument lebt</w:t>
       </w:r>
     </w:p>
     <w:p>
@@ -1915,7 +1956,7 @@
         <w:pStyle w:val="BlockText"/>
       </w:pPr>
       <w:r>
-        <w:t xml:space="preserve">If no one can say where the canonical version of something lives, there is no canonical version. Naming the location, owner, and review cadence for each document type is what makes the community’s memory auditable rather than folkloric.</w:t>
+        <w:t xml:space="preserve">Wenn niemand sagen kann, wo die kanonische Version von etwas liegt, gibt es keine kanonische Version. Für jeden Dokumenttyp den Ablageort, die verantwortliche Person und den Überprüfungsrhythmus zu benennen, macht das Gedächtnis der Gemeinschaft auditierbar statt folkloristisch.</w:t>
       </w:r>
     </w:p>
     <w:p>
@@ -1927,7 +1968,7 @@
           <w:b/>
           <w:bCs/>
         </w:rPr>
-        <w:t xml:space="preserve">Anleitung — How to fill this in</w:t>
+        <w:t xml:space="preserve">Anleitung — Wie ihr das ausfüllt</w:t>
       </w:r>
     </w:p>
     <w:p>
@@ -1935,7 +1976,7 @@
         <w:pStyle w:val="BlockText"/>
       </w:pPr>
       <w:r>
-        <w:t xml:space="preserve">For each document type, name the canonical location, the owner, and the review cadence.</w:t>
+        <w:t xml:space="preserve">Benennt für jeden Dokumenttyp den kanonischen Ablageort, die verantwortliche Person und den Überprüfungsrhythmus.</w:t>
       </w:r>
     </w:p>
     <w:tbl>
@@ -1961,7 +2002,7 @@
               <w:pStyle w:val="Compact"/>
             </w:pPr>
             <w:r>
-              <w:t xml:space="preserve">Document type</w:t>
+              <w:t xml:space="preserve">Dokumenttyp</w:t>
             </w:r>
           </w:p>
         </w:tc>
@@ -1972,7 +2013,7 @@
               <w:pStyle w:val="Compact"/>
             </w:pPr>
             <w:r>
-              <w:t xml:space="preserve">Location</w:t>
+              <w:t xml:space="preserve">Ablageort</w:t>
             </w:r>
           </w:p>
         </w:tc>
@@ -1983,7 +2024,7 @@
               <w:pStyle w:val="Compact"/>
             </w:pPr>
             <w:r>
-              <w:t xml:space="preserve">Owner</w:t>
+              <w:t xml:space="preserve">Verantwortlich</w:t>
             </w:r>
           </w:p>
         </w:tc>
@@ -1994,7 +2035,7 @@
               <w:pStyle w:val="Compact"/>
             </w:pPr>
             <w:r>
-              <w:t xml:space="preserve">Review cadence</w:t>
+              <w:t xml:space="preserve">Überprüfungsrhythmus</w:t>
             </w:r>
           </w:p>
         </w:tc>
@@ -2108,6 +2149,13 @@
             <w:pPr>
               <w:pStyle w:val="Compact"/>
             </w:pPr>
+            <w:r>
+              <w:rPr>
+                <w:i/>
+                <w:iCs/>
+              </w:rPr>
+              <w:t xml:space="preserve">&lt;Governance-Anträge&gt;</w:t>
+            </w:r>
           </w:p>
         </w:tc>
         <w:tc>
@@ -2177,14 +2225,14 @@
         </w:pict>
       </w:r>
     </w:p>
-    <w:bookmarkEnd w:id="26"/>
-    <w:bookmarkStart w:id="27" w:name="ratification-record"/>
+    <w:bookmarkEnd w:id="28"/>
+    <w:bookmarkStart w:id="29" w:name="ratifizierungsnachweis"/>
     <w:p>
       <w:pPr>
         <w:pStyle w:val="Heading2"/>
       </w:pPr>
       <w:r>
-        <w:t xml:space="preserve">Ratification Record</w:t>
+        <w:t xml:space="preserve">Ratifizierungsnachweis</w:t>
       </w:r>
     </w:p>
     <w:p>
@@ -2200,7 +2248,7 @@
           <w:b/>
           <w:bCs/>
         </w:rPr>
-        <w:t xml:space="preserve">Adopted:</w:t>
+        <w:t xml:space="preserve">Angenommen:</w:t>
       </w:r>
       <w:r>
         <w:t xml:space="preserve"> </w:t>
@@ -2219,13 +2267,13 @@
           <w:b/>
           <w:bCs/>
         </w:rPr>
-        <w:t xml:space="preserve">Decision type:</w:t>
-      </w:r>
-      <w:r>
-        <w:t xml:space="preserve"> </w:t>
-      </w:r>
-      <w:r>
-        <w:t xml:space="preserve">Strategic</w:t>
+        <w:t xml:space="preserve">Entscheidungstyp:</w:t>
+      </w:r>
+      <w:r>
+        <w:t xml:space="preserve"> </w:t>
+      </w:r>
+      <w:r>
+        <w:t xml:space="preserve">Strategisch</w:t>
       </w:r>
     </w:p>
     <w:p>
@@ -2260,14 +2308,14 @@
           <w:b/>
           <w:bCs/>
         </w:rPr>
-        <w:t xml:space="preserve">Decision record:</w:t>
-      </w:r>
-      <w:r>
-        <w:t xml:space="preserve"> </w:t>
-      </w:r>
-    </w:p>
-    <w:bookmarkEnd w:id="27"/>
-    <w:bookmarkEnd w:id="28"/>
+        <w:t xml:space="preserve">Entscheidungsnachweis:</w:t>
+      </w:r>
+      <w:r>
+        <w:t xml:space="preserve"> </w:t>
+      </w:r>
+    </w:p>
+    <w:bookmarkEnd w:id="29"/>
+    <w:bookmarkEnd w:id="30"/>
     <w:sectPr>
       <w:footnotePr>
         <w:numRestart w:val="eachSect"/>

--- a/static/downloads/de/docx/layer-5/operations-manual.docx
+++ b/static/downloads/de/docx/layer-5/operations-manual.docx
@@ -87,7 +87,7 @@
         <w:t xml:space="preserve"> </w:t>
       </w:r>
       <w:r>
-        <w:t xml:space="preserve">2026-04-28</w:t>
+        <w:t xml:space="preserve">2026-04-29</w:t>
       </w:r>
     </w:p>
     <w:p>
@@ -488,7 +488,7 @@
                 <w:i/>
                 <w:iCs/>
               </w:rPr>
-              <w:t xml:space="preserve">&lt;siehe Onboarding-Protokoll (Ebene 1)&gt;</w:t>
+              <w:t xml:space="preserve">&lt;siehe Onboarding-Protokoll (Schicht 1)&gt;</w:t>
             </w:r>
           </w:p>
         </w:tc>
@@ -521,7 +521,7 @@
                 <w:i/>
                 <w:iCs/>
               </w:rPr>
-              <w:t xml:space="preserve">&lt;siehe Austritts- &amp; Trennungsprotokoll (Ebene 1)&gt;</w:t>
+              <w:t xml:space="preserve">&lt;siehe Austritts- &amp; Trennungsprotokoll (Schicht 1)&gt;</w:t>
             </w:r>
           </w:p>
         </w:tc>
@@ -561,7 +561,7 @@
                 <w:i/>
                 <w:iCs/>
               </w:rPr>
-              <w:t xml:space="preserve">&lt;siehe Governance-Protokoll (Ebene 2)&gt;</w:t>
+              <w:t xml:space="preserve">&lt;siehe Governance-Protokoll (Schicht 2)&gt;</w:t>
             </w:r>
           </w:p>
         </w:tc>
@@ -594,7 +594,7 @@
                 <w:i/>
                 <w:iCs/>
               </w:rPr>
-              <w:t xml:space="preserve">&lt;siehe Binnenwirtschaftsprotokoll (Ebene 3)&gt;</w:t>
+              <w:t xml:space="preserve">&lt;siehe Binnenwirtschaftsprotokoll (Schicht 3)&gt;</w:t>
             </w:r>
           </w:p>
         </w:tc>
@@ -677,7 +677,7 @@
                 <w:i/>
                 <w:iCs/>
               </w:rPr>
-              <w:t xml:space="preserve">&lt;siehe Kassenordnung (Ebene 3)&gt;</w:t>
+              <w:t xml:space="preserve">&lt;siehe Kassenordnung (Schicht 3)&gt;</w:t>
             </w:r>
           </w:p>
         </w:tc>
@@ -1826,7 +1826,7 @@
           <w:i/>
           <w:iCs/>
         </w:rPr>
-        <w:t xml:space="preserve">&lt;Das Zurückhalten von Informationen, auf die Mitglieder Anspruch haben, ist ein Rechenschaftsauslöser gemäß Ebene 4.&gt;</w:t>
+        <w:t xml:space="preserve">&lt;Das Zurückhalten von Informationen, auf die Mitglieder Anspruch haben, ist ein Rechenschaftsauslöser gemäß Schicht 4.&gt;</w:t>
       </w:r>
     </w:p>
     <w:p>

--- a/static/downloads/de/docx/layer-5/operations-manual.docx
+++ b/static/downloads/de/docx/layer-5/operations-manual.docx
@@ -59,7 +59,7 @@
         <w:t xml:space="preserve">RCOS – Regenerative Community Operating System</w:t>
       </w:r>
     </w:p>
-    <w:bookmarkStart w:id="30" w:name="betriebshandbuch"/>
+    <w:bookmarkStart w:id="28" w:name="betriebshandbuch"/>
     <w:p>
       <w:pPr>
         <w:pStyle w:val="Heading1"/>
@@ -87,7 +87,7 @@
         <w:t xml:space="preserve"> </w:t>
       </w:r>
       <w:r>
-        <w:t xml:space="preserve">2026-06-26</w:t>
+        <w:t xml:space="preserve">2026-07-07</w:t>
       </w:r>
     </w:p>
     <w:p>
@@ -285,7 +285,7 @@
         </w:pict>
       </w:r>
     </w:p>
-    <w:bookmarkStart w:id="22" w:name="zentrale-betriebsprozesse"/>
+    <w:bookmarkStart w:id="20" w:name="zentrale-betriebsprozesse"/>
     <w:p>
       <w:pPr>
         <w:pStyle w:val="Heading2"/>
@@ -373,8 +373,14 @@
     </w:p>
     <w:p>
       <w:pPr>
-        <w:pStyle w:val="BlockText"/>
-      </w:pPr>
+        <w:pStyle w:val="BodyText"/>
+      </w:pPr>
+      <w:r>
+        <w:t xml:space="preserve">&gt;</w:t>
+      </w:r>
+      <w:r>
+        <w:t xml:space="preserve"> </w:t>
+      </w:r>
       <w:r>
         <w:rPr>
           <w:b/>
@@ -382,19 +388,29 @@
         </w:rPr>
         <w:t xml:space="preserve">Begründung — Warum kritische Prozesse dokumentieren</w:t>
       </w:r>
-    </w:p>
-    <w:p>
-      <w:pPr>
-        <w:pStyle w:val="BlockText"/>
-      </w:pPr>
-      <w:r>
-        <w:t xml:space="preserve">Wenn ein Prozess nur im Kopf einer einzigen Person existiert, hängt die Gemeinschaft davon ab, dass diese Person immer verfügbar ist — für immer. Kritische Prozesse schriftlich festzuhalten, mit benannten Verantwortlichen, verwandelt privates Wissen in ein Gemeinschaftsgut, das Übergaben, Abwesenheiten und Austritte übersteht.</w:t>
-      </w:r>
-    </w:p>
-    <w:p>
-      <w:pPr>
-        <w:pStyle w:val="BlockText"/>
-      </w:pPr>
+      <w:r>
+        <w:t xml:space="preserve"> </w:t>
+      </w:r>
+      <w:r>
+        <w:t xml:space="preserve">&gt;</w:t>
+      </w:r>
+      <w:r>
+        <w:t xml:space="preserve"> </w:t>
+      </w:r>
+      <w:r>
+        <w:t xml:space="preserve">&gt; Wenn ein Prozess nur im Kopf einer einzigen Person existiert, hängt die Gemeinschaft davon ab, dass diese Person immer verfügbar ist — für immer. Kritische Prozesse schriftlich festzuhalten, mit benannten Verantwortlichen, verwandelt privates Wissen in ein Gemeinschaftsgut, das Übergaben, Abwesenheiten und Austritte übersteht.</w:t>
+      </w:r>
+    </w:p>
+    <w:p>
+      <w:pPr>
+        <w:pStyle w:val="BodyText"/>
+      </w:pPr>
+      <w:r>
+        <w:t xml:space="preserve">&gt;</w:t>
+      </w:r>
+      <w:r>
+        <w:t xml:space="preserve"> </w:t>
+      </w:r>
       <w:r>
         <w:rPr>
           <w:b/>
@@ -402,13 +418,17 @@
         </w:rPr>
         <w:t xml:space="preserve">Anleitung — Wie ihr das ausfüllt</w:t>
       </w:r>
-    </w:p>
-    <w:p>
-      <w:pPr>
-        <w:pStyle w:val="BlockText"/>
-      </w:pPr>
-      <w:r>
-        <w:t xml:space="preserve">Benennt für jeden wiederkehrenden kritischen Prozess (Onboarding, Austritt, Antragsveröffentlichung, Beitragserfassung, Sitzungsrhythmus, Kassenverwaltung, Überprüfung von Plattformzugängen) eine verantwortliche Person und eine kurze Beschreibung.</w:t>
+      <w:r>
+        <w:t xml:space="preserve"> </w:t>
+      </w:r>
+      <w:r>
+        <w:t xml:space="preserve">&gt;</w:t>
+      </w:r>
+      <w:r>
+        <w:t xml:space="preserve"> </w:t>
+      </w:r>
+      <w:r>
+        <w:t xml:space="preserve">&gt; Benennt für jeden wiederkehrenden kritischen Prozess (Onboarding, Austritt, Antragsveröffentlichung, Beitragserfassung, Sitzungsrhythmus, Kassenverwaltung, Überprüfung von Plattformzugängen) eine verantwortliche Person und eine kurze Beschreibung.</w:t>
       </w:r>
     </w:p>
     <w:tbl>
@@ -467,14 +487,28 @@
             <w:pPr>
               <w:pStyle w:val="Compact"/>
             </w:pPr>
-          </w:p>
-        </w:tc>
-        <w:tc>
-          <w:tcPr/>
-          <w:p>
-            <w:pPr>
-              <w:pStyle w:val="Compact"/>
-            </w:pPr>
+            <w:r>
+              <w:rPr>
+                <w:i/>
+                <w:iCs/>
+              </w:rPr>
+              <w:t xml:space="preserve">&lt;Mitglieder-Onboarding&gt;</w:t>
+            </w:r>
+          </w:p>
+        </w:tc>
+        <w:tc>
+          <w:tcPr/>
+          <w:p>
+            <w:pPr>
+              <w:pStyle w:val="Compact"/>
+            </w:pPr>
+            <w:r>
+              <w:rPr>
+                <w:i/>
+                <w:iCs/>
+              </w:rPr>
+              <w:t xml:space="preserve">&lt;Rolle&gt;</w:t>
+            </w:r>
           </w:p>
         </w:tc>
         <w:tc>
@@ -500,14 +534,28 @@
             <w:pPr>
               <w:pStyle w:val="Compact"/>
             </w:pPr>
-          </w:p>
-        </w:tc>
-        <w:tc>
-          <w:tcPr/>
-          <w:p>
-            <w:pPr>
-              <w:pStyle w:val="Compact"/>
-            </w:pPr>
+            <w:r>
+              <w:rPr>
+                <w:i/>
+                <w:iCs/>
+              </w:rPr>
+              <w:t xml:space="preserve">&lt;Mitgliederaustritt&gt;</w:t>
+            </w:r>
+          </w:p>
+        </w:tc>
+        <w:tc>
+          <w:tcPr/>
+          <w:p>
+            <w:pPr>
+              <w:pStyle w:val="Compact"/>
+            </w:pPr>
+            <w:r>
+              <w:rPr>
+                <w:i/>
+                <w:iCs/>
+              </w:rPr>
+              <w:t xml:space="preserve">&lt;Rolle&gt;</w:t>
+            </w:r>
           </w:p>
         </w:tc>
         <w:tc>
@@ -548,6 +596,13 @@
             <w:pPr>
               <w:pStyle w:val="Compact"/>
             </w:pPr>
+            <w:r>
+              <w:rPr>
+                <w:i/>
+                <w:iCs/>
+              </w:rPr>
+              <w:t xml:space="preserve">&lt;Rolle&gt;</w:t>
+            </w:r>
           </w:p>
         </w:tc>
         <w:tc>
@@ -573,14 +628,28 @@
             <w:pPr>
               <w:pStyle w:val="Compact"/>
             </w:pPr>
-          </w:p>
-        </w:tc>
-        <w:tc>
-          <w:tcPr/>
-          <w:p>
-            <w:pPr>
-              <w:pStyle w:val="Compact"/>
-            </w:pPr>
+            <w:r>
+              <w:rPr>
+                <w:i/>
+                <w:iCs/>
+              </w:rPr>
+              <w:t xml:space="preserve">&lt;Beitragserfassung&gt;</w:t>
+            </w:r>
+          </w:p>
+        </w:tc>
+        <w:tc>
+          <w:tcPr/>
+          <w:p>
+            <w:pPr>
+              <w:pStyle w:val="Compact"/>
+            </w:pPr>
+            <w:r>
+              <w:rPr>
+                <w:i/>
+                <w:iCs/>
+              </w:rPr>
+              <w:t xml:space="preserve">&lt;Rolle&gt;</w:t>
+            </w:r>
           </w:p>
         </w:tc>
         <w:tc>
@@ -621,6 +690,13 @@
             <w:pPr>
               <w:pStyle w:val="Compact"/>
             </w:pPr>
+            <w:r>
+              <w:rPr>
+                <w:i/>
+                <w:iCs/>
+              </w:rPr>
+              <w:t xml:space="preserve">&lt;Moderation&gt;</w:t>
+            </w:r>
           </w:p>
         </w:tc>
         <w:tc>
@@ -646,24 +722,28 @@
             <w:pPr>
               <w:pStyle w:val="Compact"/>
             </w:pPr>
-          </w:p>
-        </w:tc>
-        <w:tc>
-          <w:tcPr/>
-          <w:p>
-            <w:pPr>
-              <w:pStyle w:val="Compact"/>
-            </w:pPr>
-            <w:hyperlink r:id="rId20">
-              <w:r>
-                <w:rPr>
-                  <w:rStyle w:val="Hyperlink"/>
-                  <w:i/>
-                  <w:iCs/>
-                </w:rPr>
-                <w:t xml:space="preserve">Finanzverantwortliche:r</w:t>
-              </w:r>
-            </w:hyperlink>
+            <w:r>
+              <w:rPr>
+                <w:i/>
+                <w:iCs/>
+              </w:rPr>
+              <w:t xml:space="preserve">&lt;Kassenverwaltung&gt;</w:t>
+            </w:r>
+          </w:p>
+        </w:tc>
+        <w:tc>
+          <w:tcPr/>
+          <w:p>
+            <w:pPr>
+              <w:pStyle w:val="Compact"/>
+            </w:pPr>
+            <w:r>
+              <w:rPr>
+                <w:i/>
+                <w:iCs/>
+              </w:rPr>
+              <w:t xml:space="preserve">&lt;Finanzverantwortliche:r&gt;</w:t>
+            </w:r>
           </w:p>
         </w:tc>
         <w:tc>
@@ -704,16 +784,13 @@
             <w:pPr>
               <w:pStyle w:val="Compact"/>
             </w:pPr>
-            <w:hyperlink r:id="rId21">
-              <w:r>
-                <w:rPr>
-                  <w:rStyle w:val="Hyperlink"/>
-                  <w:i/>
-                  <w:iCs/>
-                </w:rPr>
-                <w:t xml:space="preserve">Infrastrukturverantwortliche:r</w:t>
-              </w:r>
-            </w:hyperlink>
+            <w:r>
+              <w:rPr>
+                <w:i/>
+                <w:iCs/>
+              </w:rPr>
+              <w:t xml:space="preserve">&lt;Infrastrukturverantwortliche:r&gt;</w:t>
+            </w:r>
           </w:p>
         </w:tc>
         <w:tc>
@@ -733,8 +810,8 @@
         </w:tc>
       </w:tr>
     </w:tbl>
-    <w:bookmarkEnd w:id="22"/>
-    <w:bookmarkStart w:id="23" w:name="X5e9de7fc1546da1352fb232244b3be5487a0ca9"/>
+    <w:bookmarkEnd w:id="20"/>
+    <w:bookmarkStart w:id="21" w:name="X5e9de7fc1546da1352fb232244b3be5487a0ca9"/>
     <w:p>
       <w:pPr>
         <w:pStyle w:val="Heading2"/>
@@ -822,8 +899,14 @@
     </w:p>
     <w:p>
       <w:pPr>
-        <w:pStyle w:val="BlockText"/>
-      </w:pPr>
+        <w:pStyle w:val="BodyText"/>
+      </w:pPr>
+      <w:r>
+        <w:t xml:space="preserve">&gt;</w:t>
+      </w:r>
+      <w:r>
+        <w:t xml:space="preserve"> </w:t>
+      </w:r>
       <w:r>
         <w:rPr>
           <w:b/>
@@ -831,19 +914,29 @@
         </w:rPr>
         <w:t xml:space="preserve">Begründung — Warum temporäre Verantwortlichkeiten begrenzen</w:t>
       </w:r>
-    </w:p>
-    <w:p>
-      <w:pPr>
-        <w:pStyle w:val="BlockText"/>
-      </w:pPr>
-      <w:r>
-        <w:t xml:space="preserve">Ad-hoc-Aufgaben verfestigen sich still und leise zu dauerhaften, unbezahlten Jobs — meist bei der Person, die einmal Ja gesagt hat. Eine feste Zeitbegrenzung und eine erzwungene Überprüfung machen den Unterschied zwischen „Ich bin eine Woche eingesprungen“ und „Anscheinend ist das jetzt meine Aufgabe.“</w:t>
-      </w:r>
-    </w:p>
-    <w:p>
-      <w:pPr>
-        <w:pStyle w:val="BlockText"/>
-      </w:pPr>
+      <w:r>
+        <w:t xml:space="preserve"> </w:t>
+      </w:r>
+      <w:r>
+        <w:t xml:space="preserve">&gt;</w:t>
+      </w:r>
+      <w:r>
+        <w:t xml:space="preserve"> </w:t>
+      </w:r>
+      <w:r>
+        <w:t xml:space="preserve">&gt; Ad-hoc-Aufgaben verfestigen sich still und leise zu dauerhaften, unbezahlten Jobs — meist bei der Person, die einmal Ja gesagt hat. Eine feste Zeitbegrenzung und eine erzwungene Überprüfung machen den Unterschied zwischen „Ich bin eine Woche eingesprungen“ und „Anscheinend ist das jetzt meine Aufgabe.“</w:t>
+      </w:r>
+    </w:p>
+    <w:p>
+      <w:pPr>
+        <w:pStyle w:val="BodyText"/>
+      </w:pPr>
+      <w:r>
+        <w:t xml:space="preserve">&gt;</w:t>
+      </w:r>
+      <w:r>
+        <w:t xml:space="preserve"> </w:t>
+      </w:r>
       <w:r>
         <w:rPr>
           <w:b/>
@@ -851,18 +944,22 @@
         </w:rPr>
         <w:t xml:space="preserve">Anleitung — Wie ihr das ausfüllt</w:t>
       </w:r>
-    </w:p>
-    <w:p>
-      <w:pPr>
-        <w:pStyle w:val="BlockText"/>
-      </w:pPr>
-      <w:r>
-        <w:t xml:space="preserve">Haltet fest, dass jede temporäre Verantwortlichkeit bei der Zuweisung zeitlich begrenzt, dokumentiert und vor Ablauf überprüft werden muss — und dann entweder formalisiert oder beendet wird.</w:t>
-      </w:r>
-    </w:p>
-    <w:p>
-      <w:pPr>
-        <w:pStyle w:val="FirstParagraph"/>
+      <w:r>
+        <w:t xml:space="preserve"> </w:t>
+      </w:r>
+      <w:r>
+        <w:t xml:space="preserve">&gt;</w:t>
+      </w:r>
+      <w:r>
+        <w:t xml:space="preserve"> </w:t>
+      </w:r>
+      <w:r>
+        <w:t xml:space="preserve">&gt; Haltet fest, dass jede temporäre Verantwortlichkeit bei der Zuweisung zeitlich begrenzt, dokumentiert und vor Ablauf überprüft werden muss — und dann entweder formalisiert oder beendet wird.</w:t>
+      </w:r>
+    </w:p>
+    <w:p>
+      <w:pPr>
+        <w:pStyle w:val="BodyText"/>
       </w:pPr>
       <w:r>
         <w:t xml:space="preserve">Wenn eine Aufgabe oder Verantwortlichkeit temporär zugewiesen wird, muss sie:</w:t>
@@ -941,8 +1038,8 @@
         </w:pict>
       </w:r>
     </w:p>
-    <w:bookmarkEnd w:id="23"/>
-    <w:bookmarkStart w:id="24" w:name="rollen--und-zuständigkeitsschnittstellen"/>
+    <w:bookmarkEnd w:id="21"/>
+    <w:bookmarkStart w:id="22" w:name="rollen--und-zuständigkeitsschnittstellen"/>
     <w:p>
       <w:pPr>
         <w:pStyle w:val="Heading2"/>
@@ -1006,8 +1103,14 @@
     </w:p>
     <w:p>
       <w:pPr>
-        <w:pStyle w:val="BlockText"/>
-      </w:pPr>
+        <w:pStyle w:val="BodyText"/>
+      </w:pPr>
+      <w:r>
+        <w:t xml:space="preserve">&gt;</w:t>
+      </w:r>
+      <w:r>
+        <w:t xml:space="preserve"> </w:t>
+      </w:r>
       <w:r>
         <w:rPr>
           <w:b/>
@@ -1015,19 +1118,29 @@
         </w:rPr>
         <w:t xml:space="preserve">Begründung — Warum Übergaben explizit abbilden</w:t>
       </w:r>
-    </w:p>
-    <w:p>
-      <w:pPr>
-        <w:pStyle w:val="BlockText"/>
-      </w:pPr>
-      <w:r>
-        <w:t xml:space="preserve">Die meisten Betriebsfehler passieren nicht innerhalb einer Rolle, sondern zwischen Rollen — an den Schnittstellen, wo Arbeit von einer verantwortlichen Person zur nächsten wandert. Die Übergaben zu benennen macht unsichtbare Abhängigkeiten überprüfbar und verhindert „Ich dachte, du hättest dich drum gekümmert“-Situationen.</w:t>
-      </w:r>
-    </w:p>
-    <w:p>
-      <w:pPr>
-        <w:pStyle w:val="BlockText"/>
-      </w:pPr>
+      <w:r>
+        <w:t xml:space="preserve"> </w:t>
+      </w:r>
+      <w:r>
+        <w:t xml:space="preserve">&gt;</w:t>
+      </w:r>
+      <w:r>
+        <w:t xml:space="preserve"> </w:t>
+      </w:r>
+      <w:r>
+        <w:t xml:space="preserve">&gt; Die meisten Betriebsfehler passieren nicht innerhalb einer Rolle, sondern zwischen Rollen — an den Schnittstellen, wo Arbeit von einer verantwortlichen Person zur nächsten wandert. Die Übergaben zu benennen macht unsichtbare Abhängigkeiten überprüfbar und verhindert „Ich dachte, du hättest dich drum gekümmert“-Situationen.</w:t>
+      </w:r>
+    </w:p>
+    <w:p>
+      <w:pPr>
+        <w:pStyle w:val="BodyText"/>
+      </w:pPr>
+      <w:r>
+        <w:t xml:space="preserve">&gt;</w:t>
+      </w:r>
+      <w:r>
+        <w:t xml:space="preserve"> </w:t>
+      </w:r>
       <w:r>
         <w:rPr>
           <w:b/>
@@ -1035,13 +1148,17 @@
         </w:rPr>
         <w:t xml:space="preserve">Anleitung — Wie ihr das ausfüllt</w:t>
       </w:r>
-    </w:p>
-    <w:p>
-      <w:pPr>
-        <w:pStyle w:val="BlockText"/>
-      </w:pPr>
-      <w:r>
-        <w:t xml:space="preserve">Benennt für jedes Rollenpaar, das Arbeit weitergibt, die Übergabe und die Art der übertragenen Arbeit.</w:t>
+      <w:r>
+        <w:t xml:space="preserve"> </w:t>
+      </w:r>
+      <w:r>
+        <w:t xml:space="preserve">&gt;</w:t>
+      </w:r>
+      <w:r>
+        <w:t xml:space="preserve"> </w:t>
+      </w:r>
+      <w:r>
+        <w:t xml:space="preserve">&gt; Benennt für jedes Rollenpaar, das Arbeit weitergibt, die Übergabe und die Art der übertragenen Arbeit.</w:t>
       </w:r>
     </w:p>
     <w:tbl>
@@ -1100,14 +1217,28 @@
             <w:pPr>
               <w:pStyle w:val="Compact"/>
             </w:pPr>
-          </w:p>
-        </w:tc>
-        <w:tc>
-          <w:tcPr/>
-          <w:p>
-            <w:pPr>
-              <w:pStyle w:val="Compact"/>
-            </w:pPr>
+            <w:r>
+              <w:rPr>
+                <w:i/>
+                <w:iCs/>
+              </w:rPr>
+              <w:t xml:space="preserve">&lt;Rolle&gt;</w:t>
+            </w:r>
+          </w:p>
+        </w:tc>
+        <w:tc>
+          <w:tcPr/>
+          <w:p>
+            <w:pPr>
+              <w:pStyle w:val="Compact"/>
+            </w:pPr>
+            <w:r>
+              <w:rPr>
+                <w:i/>
+                <w:iCs/>
+              </w:rPr>
+              <w:t xml:space="preserve">&lt;Rolle&gt;</w:t>
+            </w:r>
           </w:p>
         </w:tc>
         <w:tc>
@@ -1133,14 +1264,28 @@
             <w:pPr>
               <w:pStyle w:val="Compact"/>
             </w:pPr>
-          </w:p>
-        </w:tc>
-        <w:tc>
-          <w:tcPr/>
-          <w:p>
-            <w:pPr>
-              <w:pStyle w:val="Compact"/>
-            </w:pPr>
+            <w:r>
+              <w:rPr>
+                <w:i/>
+                <w:iCs/>
+              </w:rPr>
+              <w:t xml:space="preserve">&lt;Rolle&gt;</w:t>
+            </w:r>
+          </w:p>
+        </w:tc>
+        <w:tc>
+          <w:tcPr/>
+          <w:p>
+            <w:pPr>
+              <w:pStyle w:val="Compact"/>
+            </w:pPr>
+            <w:r>
+              <w:rPr>
+                <w:i/>
+                <w:iCs/>
+              </w:rPr>
+              <w:t xml:space="preserve">&lt;Rolle&gt;</w:t>
+            </w:r>
           </w:p>
         </w:tc>
         <w:tc>
@@ -1160,8 +1305,8 @@
         </w:tc>
       </w:tr>
     </w:tbl>
-    <w:bookmarkEnd w:id="24"/>
-    <w:bookmarkStart w:id="25" w:name="belastungsgrenzen"/>
+    <w:bookmarkEnd w:id="22"/>
+    <w:bookmarkStart w:id="23" w:name="belastungsgrenzen"/>
     <w:p>
       <w:pPr>
         <w:pStyle w:val="Heading2"/>
@@ -1273,8 +1418,14 @@
     </w:p>
     <w:p>
       <w:pPr>
-        <w:pStyle w:val="BlockText"/>
-      </w:pPr>
+        <w:pStyle w:val="BodyText"/>
+      </w:pPr>
+      <w:r>
+        <w:t xml:space="preserve">&gt;</w:t>
+      </w:r>
+      <w:r>
+        <w:t xml:space="preserve"> </w:t>
+      </w:r>
       <w:r>
         <w:rPr>
           <w:b/>
@@ -1282,19 +1433,29 @@
         </w:rPr>
         <w:t xml:space="preserve">Begründung — Warum Belastungsgrenzen explizit machen</w:t>
       </w:r>
-    </w:p>
-    <w:p>
-      <w:pPr>
-        <w:pStyle w:val="BlockText"/>
-      </w:pPr>
-      <w:r>
-        <w:t xml:space="preserve">Unbegrenzte Koordinationslast ist der Standard-Fehlermodus von Freiwilligengemeinschaften — sie brennt still die engagiertesten Mitglieder aus, bis sie gehen. Explizite, überprüfbare Grenzen machen Kapazität zu einer gemeinsamen Angelegenheit statt zu einer privaten Last.</w:t>
-      </w:r>
-    </w:p>
-    <w:p>
-      <w:pPr>
-        <w:pStyle w:val="BlockText"/>
-      </w:pPr>
+      <w:r>
+        <w:t xml:space="preserve"> </w:t>
+      </w:r>
+      <w:r>
+        <w:t xml:space="preserve">&gt;</w:t>
+      </w:r>
+      <w:r>
+        <w:t xml:space="preserve"> </w:t>
+      </w:r>
+      <w:r>
+        <w:t xml:space="preserve">&gt; Unbegrenzte Koordinationslast ist der Standard-Fehlermodus von Freiwilligengemeinschaften — sie brennt still die engagiertesten Mitglieder aus, bis sie gehen. Explizite, überprüfbare Grenzen machen Kapazität zu einer gemeinsamen Angelegenheit statt zu einer privaten Last.</w:t>
+      </w:r>
+    </w:p>
+    <w:p>
+      <w:pPr>
+        <w:pStyle w:val="BodyText"/>
+      </w:pPr>
+      <w:r>
+        <w:t xml:space="preserve">&gt;</w:t>
+      </w:r>
+      <w:r>
+        <w:t xml:space="preserve"> </w:t>
+      </w:r>
       <w:r>
         <w:rPr>
           <w:b/>
@@ -1302,13 +1463,17 @@
         </w:rPr>
         <w:t xml:space="preserve">Anleitung — Wie ihr das ausfüllt</w:t>
       </w:r>
-    </w:p>
-    <w:p>
-      <w:pPr>
-        <w:pStyle w:val="BlockText"/>
-      </w:pPr>
-      <w:r>
-        <w:t xml:space="preserve">Legt Grenzen für Sitzungsbelastung, Rollenbelastung, Reaktionszeit-Erwartungen und den Weg zur Neuverhandlung von Verantwortlichkeiten fest.</w:t>
+      <w:r>
+        <w:t xml:space="preserve"> </w:t>
+      </w:r>
+      <w:r>
+        <w:t xml:space="preserve">&gt;</w:t>
+      </w:r>
+      <w:r>
+        <w:t xml:space="preserve"> </w:t>
+      </w:r>
+      <w:r>
+        <w:t xml:space="preserve">&gt; Legt Grenzen für Sitzungsbelastung, Rollenbelastung, Reaktionszeit-Erwartungen und den Weg zur Neuverhandlung von Verantwortlichkeiten fest.</w:t>
       </w:r>
     </w:p>
     <w:p>
@@ -1415,8 +1580,8 @@
         <w:t xml:space="preserve">&lt;Verfahren zur Umverteilung von Verantwortlichkeiten; Lösungsfrist.&gt;</w:t>
       </w:r>
     </w:p>
-    <w:bookmarkEnd w:id="25"/>
-    <w:bookmarkStart w:id="26" w:name="betriebliche-kontinuität"/>
+    <w:bookmarkEnd w:id="23"/>
+    <w:bookmarkStart w:id="24" w:name="betriebliche-kontinuität"/>
     <w:p>
       <w:pPr>
         <w:pStyle w:val="Heading2"/>
@@ -1504,8 +1669,14 @@
     </w:p>
     <w:p>
       <w:pPr>
-        <w:pStyle w:val="BlockText"/>
-      </w:pPr>
+        <w:pStyle w:val="BodyText"/>
+      </w:pPr>
+      <w:r>
+        <w:t xml:space="preserve">&gt;</w:t>
+      </w:r>
+      <w:r>
+        <w:t xml:space="preserve"> </w:t>
+      </w:r>
       <w:r>
         <w:rPr>
           <w:b/>
@@ -1513,19 +1684,29 @@
         </w:rPr>
         <w:t xml:space="preserve">Begründung — Warum jetzt schon Kontinuität planen</w:t>
       </w:r>
-    </w:p>
-    <w:p>
-      <w:pPr>
-        <w:pStyle w:val="BlockText"/>
-      </w:pPr>
-      <w:r>
-        <w:t xml:space="preserve">Eine Gemeinschaft, die von einer einzigen unersetzlichen Person abhängt, ist nur eine Krankheit, einen Konflikt oder einen Austritt vom Zusammenbruch entfernt. Die Single Points of Failure ehrlich zu benennen — und Übergaben in jede Rolle einzubauen — ist das, was die Gemeinschaft ihre Gründer:innen überleben lässt.</w:t>
-      </w:r>
-    </w:p>
-    <w:p>
-      <w:pPr>
-        <w:pStyle w:val="BlockText"/>
-      </w:pPr>
+      <w:r>
+        <w:t xml:space="preserve"> </w:t>
+      </w:r>
+      <w:r>
+        <w:t xml:space="preserve">&gt;</w:t>
+      </w:r>
+      <w:r>
+        <w:t xml:space="preserve"> </w:t>
+      </w:r>
+      <w:r>
+        <w:t xml:space="preserve">&gt; Eine Gemeinschaft, die von einer einzigen unersetzlichen Person abhängt, ist nur eine Krankheit, einen Konflikt oder einen Austritt vom Zusammenbruch entfernt. Die Single Points of Failure ehrlich zu benennen — und Übergaben in jede Rolle einzubauen — ist das, was die Gemeinschaft ihre Gründer:innen überleben lässt.</w:t>
+      </w:r>
+    </w:p>
+    <w:p>
+      <w:pPr>
+        <w:pStyle w:val="BodyText"/>
+      </w:pPr>
+      <w:r>
+        <w:t xml:space="preserve">&gt;</w:t>
+      </w:r>
+      <w:r>
+        <w:t xml:space="preserve"> </w:t>
+      </w:r>
       <w:r>
         <w:rPr>
           <w:b/>
@@ -1533,13 +1714,17 @@
         </w:rPr>
         <w:t xml:space="preserve">Anleitung — Wie ihr das ausfüllt</w:t>
       </w:r>
-    </w:p>
-    <w:p>
-      <w:pPr>
-        <w:pStyle w:val="BlockText"/>
-      </w:pPr>
-      <w:r>
-        <w:t xml:space="preserve">Benennt die aktuellen Single Points of Failure ehrlich. Haltet die Übergabe-Anforderungen pro Rolle und den Rhythmus der Kontinuitätsüberprüfung fest.</w:t>
+      <w:r>
+        <w:t xml:space="preserve"> </w:t>
+      </w:r>
+      <w:r>
+        <w:t xml:space="preserve">&gt;</w:t>
+      </w:r>
+      <w:r>
+        <w:t xml:space="preserve"> </w:t>
+      </w:r>
+      <w:r>
+        <w:t xml:space="preserve">&gt; Benennt die aktuellen Single Points of Failure ehrlich. Haltet die Übergabe-Anforderungen pro Rolle und den Rhythmus der Kontinuitätsüberprüfung fest.</w:t>
       </w:r>
     </w:p>
     <w:p>
@@ -1620,8 +1805,8 @@
         <w:t xml:space="preserve">&lt;Vierteljährlich; ad hoc bei Rollenwechsel.&gt;</w:t>
       </w:r>
     </w:p>
-    <w:bookmarkEnd w:id="26"/>
-    <w:bookmarkStart w:id="27" w:name="informationsfluss-und-anti-gatekeeping"/>
+    <w:bookmarkEnd w:id="24"/>
+    <w:bookmarkStart w:id="25" w:name="informationsfluss-und-anti-gatekeeping"/>
     <w:p>
       <w:pPr>
         <w:pStyle w:val="Heading2"/>
@@ -1709,8 +1894,14 @@
     </w:p>
     <w:p>
       <w:pPr>
-        <w:pStyle w:val="BlockText"/>
-      </w:pPr>
+        <w:pStyle w:val="BodyText"/>
+      </w:pPr>
+      <w:r>
+        <w:t xml:space="preserve">&gt;</w:t>
+      </w:r>
+      <w:r>
+        <w:t xml:space="preserve"> </w:t>
+      </w:r>
       <w:r>
         <w:rPr>
           <w:b/>
@@ -1718,19 +1909,29 @@
         </w:rPr>
         <w:t xml:space="preserve">Begründung — Warum Informationszugang als Governance-Thema behandeln</w:t>
       </w:r>
-    </w:p>
-    <w:p>
-      <w:pPr>
-        <w:pStyle w:val="BlockText"/>
-      </w:pPr>
-      <w:r>
-        <w:t xml:space="preserve">Wer den Zugang zu Informationen kontrolliert, kontrolliert die Gemeinschaft — ob beabsichtigt oder nicht. Zugriffsregeln explizit zu machen — und alleinige Zugangspunkte zu untersagen — verhindert, dass informelle Gatekeeper die Art von Macht ansammeln, die das Governance-System eigentlich kontrollieren soll.</w:t>
-      </w:r>
-    </w:p>
-    <w:p>
-      <w:pPr>
-        <w:pStyle w:val="BlockText"/>
-      </w:pPr>
+      <w:r>
+        <w:t xml:space="preserve"> </w:t>
+      </w:r>
+      <w:r>
+        <w:t xml:space="preserve">&gt;</w:t>
+      </w:r>
+      <w:r>
+        <w:t xml:space="preserve"> </w:t>
+      </w:r>
+      <w:r>
+        <w:t xml:space="preserve">&gt; Wer den Zugang zu Informationen kontrolliert, kontrolliert die Gemeinschaft — ob beabsichtigt oder nicht. Zugriffsregeln explizit zu machen — und alleinige Zugangspunkte zu untersagen — verhindert, dass informelle Gatekeeper die Art von Macht ansammeln, die das Governance-System eigentlich kontrollieren soll.</w:t>
+      </w:r>
+    </w:p>
+    <w:p>
+      <w:pPr>
+        <w:pStyle w:val="BodyText"/>
+      </w:pPr>
+      <w:r>
+        <w:t xml:space="preserve">&gt;</w:t>
+      </w:r>
+      <w:r>
+        <w:t xml:space="preserve"> </w:t>
+      </w:r>
       <w:r>
         <w:rPr>
           <w:b/>
@@ -1738,13 +1939,17 @@
         </w:rPr>
         <w:t xml:space="preserve">Anleitung — Wie ihr das ausfüllt</w:t>
       </w:r>
-    </w:p>
-    <w:p>
-      <w:pPr>
-        <w:pStyle w:val="BlockText"/>
-      </w:pPr>
-      <w:r>
-        <w:t xml:space="preserve">Haltet fest, welche Unterlagen allen Vollmitgliedern zugänglich sind, wie lang die Antwortfrist für Informationsanfragen ist und welche Regel gegen alleinige Zugangspunkte für governance-relevante Informationen gilt.</w:t>
+      <w:r>
+        <w:t xml:space="preserve"> </w:t>
+      </w:r>
+      <w:r>
+        <w:t xml:space="preserve">&gt;</w:t>
+      </w:r>
+      <w:r>
+        <w:t xml:space="preserve"> </w:t>
+      </w:r>
+      <w:r>
+        <w:t xml:space="preserve">&gt; Haltet fest, welche Unterlagen allen Vollmitgliedern zugänglich sind, wie lang die Antwortfrist für Informationsanfragen ist und welche Regel gegen alleinige Zugangspunkte für governance-relevante Informationen gilt.</w:t>
       </w:r>
     </w:p>
     <w:p>
@@ -1787,6 +1992,13 @@
           <w:numId w:val="1006"/>
         </w:numPr>
       </w:pPr>
+      <w:r>
+        <w:rPr>
+          <w:i/>
+          <w:iCs/>
+        </w:rPr>
+        <w:t xml:space="preserve">&lt;Mitgliedschaftsstatus und Rollenzuweisungen sind einsehbar.&gt;</w:t>
+      </w:r>
     </w:p>
     <w:p>
       <w:pPr>
@@ -1796,6 +2008,13 @@
           <w:numId w:val="1006"/>
         </w:numPr>
       </w:pPr>
+      <w:r>
+        <w:rPr>
+          <w:i/>
+          <w:iCs/>
+        </w:rPr>
+        <w:t xml:space="preserve">&lt;Beitragsnachweise sind einsehbar.&gt;</w:t>
+      </w:r>
     </w:p>
     <w:p>
       <w:pPr>
@@ -1852,8 +2071,8 @@
         </w:pict>
       </w:r>
     </w:p>
-    <w:bookmarkEnd w:id="27"/>
-    <w:bookmarkStart w:id="28" w:name="X75fd087115297c33965fc38091c7544ec17097d"/>
+    <w:bookmarkEnd w:id="25"/>
+    <w:bookmarkStart w:id="26" w:name="X75fd087115297c33965fc38091c7544ec17097d"/>
     <w:p>
       <w:pPr>
         <w:pStyle w:val="Heading2"/>
@@ -1941,8 +2160,14 @@
     </w:p>
     <w:p>
       <w:pPr>
-        <w:pStyle w:val="BlockText"/>
-      </w:pPr>
+        <w:pStyle w:val="BodyText"/>
+      </w:pPr>
+      <w:r>
+        <w:t xml:space="preserve">&gt;</w:t>
+      </w:r>
+      <w:r>
+        <w:t xml:space="preserve"> </w:t>
+      </w:r>
       <w:r>
         <w:rPr>
           <w:b/>
@@ -1950,19 +2175,29 @@
         </w:rPr>
         <w:t xml:space="preserve">Begründung — Warum festhalten, wo jedes Dokument lebt</w:t>
       </w:r>
-    </w:p>
-    <w:p>
-      <w:pPr>
-        <w:pStyle w:val="BlockText"/>
-      </w:pPr>
-      <w:r>
-        <w:t xml:space="preserve">Wenn niemand sagen kann, wo die kanonische Version von etwas liegt, gibt es keine kanonische Version. Für jeden Dokumenttyp den Ablageort, die verantwortliche Person und den Überprüfungsrhythmus zu benennen, macht das Gedächtnis der Gemeinschaft auditierbar statt folkloristisch.</w:t>
-      </w:r>
-    </w:p>
-    <w:p>
-      <w:pPr>
-        <w:pStyle w:val="BlockText"/>
-      </w:pPr>
+      <w:r>
+        <w:t xml:space="preserve"> </w:t>
+      </w:r>
+      <w:r>
+        <w:t xml:space="preserve">&gt;</w:t>
+      </w:r>
+      <w:r>
+        <w:t xml:space="preserve"> </w:t>
+      </w:r>
+      <w:r>
+        <w:t xml:space="preserve">&gt; Wenn niemand sagen kann, wo die kanonische Version von etwas liegt, gibt es keine kanonische Version. Für jeden Dokumenttyp den Ablageort, die verantwortliche Person und den Überprüfungsrhythmus zu benennen, macht das Gedächtnis der Gemeinschaft auditierbar statt folkloristisch.</w:t>
+      </w:r>
+    </w:p>
+    <w:p>
+      <w:pPr>
+        <w:pStyle w:val="BodyText"/>
+      </w:pPr>
+      <w:r>
+        <w:t xml:space="preserve">&gt;</w:t>
+      </w:r>
+      <w:r>
+        <w:t xml:space="preserve"> </w:t>
+      </w:r>
       <w:r>
         <w:rPr>
           <w:b/>
@@ -1970,13 +2205,17 @@
         </w:rPr>
         <w:t xml:space="preserve">Anleitung — Wie ihr das ausfüllt</w:t>
       </w:r>
-    </w:p>
-    <w:p>
-      <w:pPr>
-        <w:pStyle w:val="BlockText"/>
-      </w:pPr>
-      <w:r>
-        <w:t xml:space="preserve">Benennt für jeden Dokumenttyp den kanonischen Ablageort, die verantwortliche Person und den Überprüfungsrhythmus.</w:t>
+      <w:r>
+        <w:t xml:space="preserve"> </w:t>
+      </w:r>
+      <w:r>
+        <w:t xml:space="preserve">&gt;</w:t>
+      </w:r>
+      <w:r>
+        <w:t xml:space="preserve"> </w:t>
+      </w:r>
+      <w:r>
+        <w:t xml:space="preserve">&gt; Benennt für jeden Dokumenttyp den kanonischen Ablageort, die verantwortliche Person und den Überprüfungsrhythmus.</w:t>
       </w:r>
     </w:p>
     <w:tbl>
@@ -2047,30 +2286,58 @@
             <w:pPr>
               <w:pStyle w:val="Compact"/>
             </w:pPr>
-          </w:p>
-        </w:tc>
-        <w:tc>
-          <w:tcPr/>
-          <w:p>
-            <w:pPr>
-              <w:pStyle w:val="Compact"/>
-            </w:pPr>
-          </w:p>
-        </w:tc>
-        <w:tc>
-          <w:tcPr/>
-          <w:p>
-            <w:pPr>
-              <w:pStyle w:val="Compact"/>
-            </w:pPr>
-          </w:p>
-        </w:tc>
-        <w:tc>
-          <w:tcPr/>
-          <w:p>
-            <w:pPr>
-              <w:pStyle w:val="Compact"/>
-            </w:pPr>
+            <w:r>
+              <w:rPr>
+                <w:i/>
+                <w:iCs/>
+              </w:rPr>
+              <w:t xml:space="preserve">&lt;RCOS-Artefakte&gt;</w:t>
+            </w:r>
+          </w:p>
+        </w:tc>
+        <w:tc>
+          <w:tcPr/>
+          <w:p>
+            <w:pPr>
+              <w:pStyle w:val="Compact"/>
+            </w:pPr>
+            <w:r>
+              <w:rPr>
+                <w:i/>
+                <w:iCs/>
+              </w:rPr>
+              <w:t xml:space="preserve">&lt;Ablageort&gt;</w:t>
+            </w:r>
+          </w:p>
+        </w:tc>
+        <w:tc>
+          <w:tcPr/>
+          <w:p>
+            <w:pPr>
+              <w:pStyle w:val="Compact"/>
+            </w:pPr>
+            <w:r>
+              <w:rPr>
+                <w:i/>
+                <w:iCs/>
+              </w:rPr>
+              <w:t xml:space="preserve">&lt;Verantwortlich&gt;</w:t>
+            </w:r>
+          </w:p>
+        </w:tc>
+        <w:tc>
+          <w:tcPr/>
+          <w:p>
+            <w:pPr>
+              <w:pStyle w:val="Compact"/>
+            </w:pPr>
+            <w:r>
+              <w:rPr>
+                <w:i/>
+                <w:iCs/>
+              </w:rPr>
+              <w:t xml:space="preserve">&lt;Rhythmus&gt;</w:t>
+            </w:r>
           </w:p>
         </w:tc>
       </w:tr>
@@ -2081,30 +2348,58 @@
             <w:pPr>
               <w:pStyle w:val="Compact"/>
             </w:pPr>
-          </w:p>
-        </w:tc>
-        <w:tc>
-          <w:tcPr/>
-          <w:p>
-            <w:pPr>
-              <w:pStyle w:val="Compact"/>
-            </w:pPr>
-          </w:p>
-        </w:tc>
-        <w:tc>
-          <w:tcPr/>
-          <w:p>
-            <w:pPr>
-              <w:pStyle w:val="Compact"/>
-            </w:pPr>
-          </w:p>
-        </w:tc>
-        <w:tc>
-          <w:tcPr/>
-          <w:p>
-            <w:pPr>
-              <w:pStyle w:val="Compact"/>
-            </w:pPr>
+            <w:r>
+              <w:rPr>
+                <w:i/>
+                <w:iCs/>
+              </w:rPr>
+              <w:t xml:space="preserve">&lt;Mitgliederregister&gt;</w:t>
+            </w:r>
+          </w:p>
+        </w:tc>
+        <w:tc>
+          <w:tcPr/>
+          <w:p>
+            <w:pPr>
+              <w:pStyle w:val="Compact"/>
+            </w:pPr>
+            <w:r>
+              <w:rPr>
+                <w:i/>
+                <w:iCs/>
+              </w:rPr>
+              <w:t xml:space="preserve">&lt;Ablageort&gt;</w:t>
+            </w:r>
+          </w:p>
+        </w:tc>
+        <w:tc>
+          <w:tcPr/>
+          <w:p>
+            <w:pPr>
+              <w:pStyle w:val="Compact"/>
+            </w:pPr>
+            <w:r>
+              <w:rPr>
+                <w:i/>
+                <w:iCs/>
+              </w:rPr>
+              <w:t xml:space="preserve">&lt;Verantwortlich&gt;</w:t>
+            </w:r>
+          </w:p>
+        </w:tc>
+        <w:tc>
+          <w:tcPr/>
+          <w:p>
+            <w:pPr>
+              <w:pStyle w:val="Compact"/>
+            </w:pPr>
+            <w:r>
+              <w:rPr>
+                <w:i/>
+                <w:iCs/>
+              </w:rPr>
+              <w:t xml:space="preserve">&lt;Rhythmus&gt;</w:t>
+            </w:r>
           </w:p>
         </w:tc>
       </w:tr>
@@ -2115,30 +2410,58 @@
             <w:pPr>
               <w:pStyle w:val="Compact"/>
             </w:pPr>
-          </w:p>
-        </w:tc>
-        <w:tc>
-          <w:tcPr/>
-          <w:p>
-            <w:pPr>
-              <w:pStyle w:val="Compact"/>
-            </w:pPr>
-          </w:p>
-        </w:tc>
-        <w:tc>
-          <w:tcPr/>
-          <w:p>
-            <w:pPr>
-              <w:pStyle w:val="Compact"/>
-            </w:pPr>
-          </w:p>
-        </w:tc>
-        <w:tc>
-          <w:tcPr/>
-          <w:p>
-            <w:pPr>
-              <w:pStyle w:val="Compact"/>
-            </w:pPr>
+            <w:r>
+              <w:rPr>
+                <w:i/>
+                <w:iCs/>
+              </w:rPr>
+              <w:t xml:space="preserve">&lt;Sitzungsprotokolle&gt;</w:t>
+            </w:r>
+          </w:p>
+        </w:tc>
+        <w:tc>
+          <w:tcPr/>
+          <w:p>
+            <w:pPr>
+              <w:pStyle w:val="Compact"/>
+            </w:pPr>
+            <w:r>
+              <w:rPr>
+                <w:i/>
+                <w:iCs/>
+              </w:rPr>
+              <w:t xml:space="preserve">&lt;Ablageort&gt;</w:t>
+            </w:r>
+          </w:p>
+        </w:tc>
+        <w:tc>
+          <w:tcPr/>
+          <w:p>
+            <w:pPr>
+              <w:pStyle w:val="Compact"/>
+            </w:pPr>
+            <w:r>
+              <w:rPr>
+                <w:i/>
+                <w:iCs/>
+              </w:rPr>
+              <w:t xml:space="preserve">&lt;Verantwortlich&gt;</w:t>
+            </w:r>
+          </w:p>
+        </w:tc>
+        <w:tc>
+          <w:tcPr/>
+          <w:p>
+            <w:pPr>
+              <w:pStyle w:val="Compact"/>
+            </w:pPr>
+            <w:r>
+              <w:rPr>
+                <w:i/>
+                <w:iCs/>
+              </w:rPr>
+              <w:t xml:space="preserve">&lt;Rhythmus&gt;</w:t>
+            </w:r>
           </w:p>
         </w:tc>
       </w:tr>
@@ -2164,22 +2487,43 @@
             <w:pPr>
               <w:pStyle w:val="Compact"/>
             </w:pPr>
-          </w:p>
-        </w:tc>
-        <w:tc>
-          <w:tcPr/>
-          <w:p>
-            <w:pPr>
-              <w:pStyle w:val="Compact"/>
-            </w:pPr>
-          </w:p>
-        </w:tc>
-        <w:tc>
-          <w:tcPr/>
-          <w:p>
-            <w:pPr>
-              <w:pStyle w:val="Compact"/>
-            </w:pPr>
+            <w:r>
+              <w:rPr>
+                <w:i/>
+                <w:iCs/>
+              </w:rPr>
+              <w:t xml:space="preserve">&lt;Ablageort&gt;</w:t>
+            </w:r>
+          </w:p>
+        </w:tc>
+        <w:tc>
+          <w:tcPr/>
+          <w:p>
+            <w:pPr>
+              <w:pStyle w:val="Compact"/>
+            </w:pPr>
+            <w:r>
+              <w:rPr>
+                <w:i/>
+                <w:iCs/>
+              </w:rPr>
+              <w:t xml:space="preserve">&lt;Verantwortlich&gt;</w:t>
+            </w:r>
+          </w:p>
+        </w:tc>
+        <w:tc>
+          <w:tcPr/>
+          <w:p>
+            <w:pPr>
+              <w:pStyle w:val="Compact"/>
+            </w:pPr>
+            <w:r>
+              <w:rPr>
+                <w:i/>
+                <w:iCs/>
+              </w:rPr>
+              <w:t xml:space="preserve">&lt;Rhythmus&gt;</w:t>
+            </w:r>
           </w:p>
         </w:tc>
       </w:tr>
@@ -2190,30 +2534,58 @@
             <w:pPr>
               <w:pStyle w:val="Compact"/>
             </w:pPr>
-          </w:p>
-        </w:tc>
-        <w:tc>
-          <w:tcPr/>
-          <w:p>
-            <w:pPr>
-              <w:pStyle w:val="Compact"/>
-            </w:pPr>
-          </w:p>
-        </w:tc>
-        <w:tc>
-          <w:tcPr/>
-          <w:p>
-            <w:pPr>
-              <w:pStyle w:val="Compact"/>
-            </w:pPr>
-          </w:p>
-        </w:tc>
-        <w:tc>
-          <w:tcPr/>
-          <w:p>
-            <w:pPr>
-              <w:pStyle w:val="Compact"/>
-            </w:pPr>
+            <w:r>
+              <w:rPr>
+                <w:i/>
+                <w:iCs/>
+              </w:rPr>
+              <w:t xml:space="preserve">&lt;Beitragsnachweise&gt;</w:t>
+            </w:r>
+          </w:p>
+        </w:tc>
+        <w:tc>
+          <w:tcPr/>
+          <w:p>
+            <w:pPr>
+              <w:pStyle w:val="Compact"/>
+            </w:pPr>
+            <w:r>
+              <w:rPr>
+                <w:i/>
+                <w:iCs/>
+              </w:rPr>
+              <w:t xml:space="preserve">&lt;Ablageort&gt;</w:t>
+            </w:r>
+          </w:p>
+        </w:tc>
+        <w:tc>
+          <w:tcPr/>
+          <w:p>
+            <w:pPr>
+              <w:pStyle w:val="Compact"/>
+            </w:pPr>
+            <w:r>
+              <w:rPr>
+                <w:i/>
+                <w:iCs/>
+              </w:rPr>
+              <w:t xml:space="preserve">&lt;Verantwortlich&gt;</w:t>
+            </w:r>
+          </w:p>
+        </w:tc>
+        <w:tc>
+          <w:tcPr/>
+          <w:p>
+            <w:pPr>
+              <w:pStyle w:val="Compact"/>
+            </w:pPr>
+            <w:r>
+              <w:rPr>
+                <w:i/>
+                <w:iCs/>
+              </w:rPr>
+              <w:t xml:space="preserve">&lt;Rhythmus&gt;</w:t>
+            </w:r>
           </w:p>
         </w:tc>
       </w:tr>
@@ -2225,8 +2597,8 @@
         </w:pict>
       </w:r>
     </w:p>
-    <w:bookmarkEnd w:id="28"/>
-    <w:bookmarkStart w:id="29" w:name="ratifizierungsnachweis"/>
+    <w:bookmarkEnd w:id="26"/>
+    <w:bookmarkStart w:id="27" w:name="ratifizierungsnachweis"/>
     <w:p>
       <w:pPr>
         <w:pStyle w:val="Heading2"/>
@@ -2253,6 +2625,9 @@
       <w:r>
         <w:t xml:space="preserve"> </w:t>
       </w:r>
+      <w:r>
+        <w:t xml:space="preserve">&lt;JJJJ-MM-TT&gt;</w:t>
+      </w:r>
     </w:p>
     <w:p>
       <w:pPr>
@@ -2294,6 +2669,9 @@
       <w:r>
         <w:t xml:space="preserve"> </w:t>
       </w:r>
+      <w:r>
+        <w:t xml:space="preserve">&lt;Version&gt;</w:t>
+      </w:r>
     </w:p>
     <w:p>
       <w:pPr>
@@ -2313,9 +2691,12 @@
       <w:r>
         <w:t xml:space="preserve"> </w:t>
       </w:r>
-    </w:p>
-    <w:bookmarkEnd w:id="29"/>
-    <w:bookmarkEnd w:id="30"/>
+      <w:r>
+        <w:t xml:space="preserve">&lt;Link zum Entscheidungsnachweis&gt;</w:t>
+      </w:r>
+    </w:p>
+    <w:bookmarkEnd w:id="27"/>
+    <w:bookmarkEnd w:id="28"/>
     <w:sectPr>
       <w:footnotePr>
         <w:numRestart w:val="eachSect"/>

--- a/static/downloads/de/docx/layer-5/operations-manual.docx
+++ b/static/downloads/de/docx/layer-5/operations-manual.docx
@@ -59,7 +59,7 @@
         <w:t xml:space="preserve">RCOS – Regenerative Community Operating System</w:t>
       </w:r>
     </w:p>
-    <w:bookmarkStart w:id="28" w:name="betriebshandbuch"/>
+    <w:bookmarkStart w:id="29" w:name="betriebshandbuch"/>
     <w:p>
       <w:pPr>
         <w:pStyle w:val="Heading1"/>
@@ -87,7 +87,7 @@
         <w:t xml:space="preserve"> </w:t>
       </w:r>
       <w:r>
-        <w:t xml:space="preserve">2026-07-07</w:t>
+        <w:t xml:space="preserve">2026-08-31</w:t>
       </w:r>
     </w:p>
     <w:p>
@@ -1405,6 +1405,30 @@
         </w:rPr>
         <w:t xml:space="preserve"> </w:t>
       </w:r>
+      <w:hyperlink r:id="rId16">
+        <w:r>
+          <w:rPr>
+            <w:rStyle w:val="Hyperlink"/>
+            <w:i/>
+            <w:iCs/>
+          </w:rPr>
+          <w:t xml:space="preserve">7.4.4</w:t>
+        </w:r>
+      </w:hyperlink>
+      <w:r>
+        <w:rPr>
+          <w:i/>
+          <w:iCs/>
+        </w:rPr>
+        <w:t xml:space="preserve">,</w:t>
+      </w:r>
+      <w:r>
+        <w:rPr>
+          <w:i/>
+          <w:iCs/>
+        </w:rPr>
+        <w:t xml:space="preserve"> </w:t>
+      </w:r>
       <w:hyperlink r:id="rId19">
         <w:r>
           <w:rPr>
@@ -1580,6 +1604,32 @@
         <w:t xml:space="preserve">&lt;Verfahren zur Umverteilung von Verantwortlichkeiten; Lösungsfrist.&gt;</w:t>
       </w:r>
     </w:p>
+    <w:p>
+      <w:pPr>
+        <w:pStyle w:val="Compact"/>
+        <w:numPr>
+          <w:ilvl w:val="0"/>
+          <w:numId w:val="1004"/>
+        </w:numPr>
+      </w:pPr>
+      <w:r>
+        <w:rPr>
+          <w:b/>
+          <w:bCs/>
+        </w:rPr>
+        <w:t xml:space="preserve">Anhaltende Überlastung:</w:t>
+      </w:r>
+      <w:r>
+        <w:t xml:space="preserve"> </w:t>
+      </w:r>
+      <w:r>
+        <w:rPr>
+          <w:i/>
+          <w:iCs/>
+        </w:rPr>
+        <w:t xml:space="preserve">&lt;Wie anhaltende Überlastung, Burnout-Risiko, chronische Nichtbeteiligung oder Abhängigkeit von überfunktionierenden Personen erkannt und in den Review- oder Reparaturprozess von Schicht 4 überführt wird.&gt;</w:t>
+      </w:r>
+    </w:p>
     <w:bookmarkEnd w:id="23"/>
     <w:bookmarkStart w:id="24" w:name="betriebliche-kontinuität"/>
     <w:p>
@@ -2072,7 +2122,7 @@
       </w:r>
     </w:p>
     <w:bookmarkEnd w:id="25"/>
-    <w:bookmarkStart w:id="26" w:name="X75fd087115297c33965fc38091c7544ec17097d"/>
+    <w:bookmarkStart w:id="27" w:name="X75fd087115297c33965fc38091c7544ec17097d"/>
     <w:p>
       <w:pPr>
         <w:pStyle w:val="Heading2"/>
@@ -2155,6 +2205,30 @@
             <w:iCs/>
           </w:rPr>
           <w:t xml:space="preserve">7.3.3</w:t>
+        </w:r>
+      </w:hyperlink>
+      <w:r>
+        <w:rPr>
+          <w:i/>
+          <w:iCs/>
+        </w:rPr>
+        <w:t xml:space="preserve">,</w:t>
+      </w:r>
+      <w:r>
+        <w:rPr>
+          <w:i/>
+          <w:iCs/>
+        </w:rPr>
+        <w:t xml:space="preserve"> </w:t>
+      </w:r>
+      <w:hyperlink r:id="rId26">
+        <w:r>
+          <w:rPr>
+            <w:rStyle w:val="Hyperlink"/>
+            <w:i/>
+            <w:iCs/>
+          </w:rPr>
+          <w:t xml:space="preserve">7.8.1</w:t>
         </w:r>
       </w:hyperlink>
     </w:p>
@@ -2597,8 +2671,8 @@
         </w:pict>
       </w:r>
     </w:p>
-    <w:bookmarkEnd w:id="26"/>
-    <w:bookmarkStart w:id="27" w:name="ratifizierungsnachweis"/>
+    <w:bookmarkEnd w:id="27"/>
+    <w:bookmarkStart w:id="28" w:name="ratifizierungsnachweis"/>
     <w:p>
       <w:pPr>
         <w:pStyle w:val="Heading2"/>
@@ -2695,8 +2769,8 @@
         <w:t xml:space="preserve">&lt;Link zum Entscheidungsnachweis&gt;</w:t>
       </w:r>
     </w:p>
-    <w:bookmarkEnd w:id="27"/>
     <w:bookmarkEnd w:id="28"/>
+    <w:bookmarkEnd w:id="29"/>
     <w:sectPr>
       <w:footnotePr>
         <w:numRestart w:val="eachSect"/>
